--- a/Travel English - Ko Yoonsun/08_Small_Talk_and_Everyday_Travel_Conversation.docx
+++ b/Travel English - Ko Yoonsun/08_Small_Talk_and_Everyday_Travel_Conversation.docx
@@ -418,6 +418,106 @@
           <w:color w:val="000000"/>
           <w:sz w:val="20"/>
         </w:rPr>
+        <w:t>Does your daughter enjoy the playgrounds here?</w:t>
+      </w:r>
+    </w:p>
+    <w:p>
+      <w:pPr>
+        <w:spacing w:after="0"/>
+      </w:pPr>
+      <w:r>
+        <w:rPr>
+          <w:rFonts w:ascii="Times New Roman" w:hAnsi="Times New Roman" w:eastAsia="Malgun Gothic"/>
+          <w:b/>
+          <w:i w:val="0"/>
+          <w:color w:val="000000"/>
+          <w:sz w:val="20"/>
+        </w:rPr>
+        <w:t xml:space="preserve">Yoonsun: </w:t>
+      </w:r>
+      <w:r>
+        <w:rPr>
+          <w:rFonts w:ascii="Times New Roman" w:hAnsi="Times New Roman" w:eastAsia="Malgun Gothic"/>
+          <w:b w:val="0"/>
+          <w:i w:val="0"/>
+          <w:color w:val="000000"/>
+          <w:sz w:val="20"/>
+        </w:rPr>
+        <w:t>Yes, she loves them. We visit a different one almost every day.</w:t>
+      </w:r>
+    </w:p>
+    <w:p>
+      <w:pPr>
+        <w:spacing w:after="0"/>
+      </w:pPr>
+      <w:r>
+        <w:rPr>
+          <w:rFonts w:ascii="Times New Roman" w:hAnsi="Times New Roman" w:eastAsia="Malgun Gothic"/>
+          <w:b/>
+          <w:i w:val="0"/>
+          <w:color w:val="000000"/>
+          <w:sz w:val="20"/>
+        </w:rPr>
+        <w:t xml:space="preserve">Parent: </w:t>
+      </w:r>
+      <w:r>
+        <w:rPr>
+          <w:rFonts w:ascii="Times New Roman" w:hAnsi="Times New Roman" w:eastAsia="Malgun Gothic"/>
+          <w:b w:val="0"/>
+          <w:i w:val="0"/>
+          <w:color w:val="000000"/>
+          <w:sz w:val="20"/>
+        </w:rPr>
+        <w:t>My son is about the same age. Maybe they could play together.</w:t>
+      </w:r>
+    </w:p>
+    <w:p>
+      <w:pPr>
+        <w:spacing w:after="0"/>
+      </w:pPr>
+      <w:r>
+        <w:rPr>
+          <w:rFonts w:ascii="Times New Roman" w:hAnsi="Times New Roman" w:eastAsia="Malgun Gothic"/>
+          <w:b/>
+          <w:i w:val="0"/>
+          <w:color w:val="000000"/>
+          <w:sz w:val="20"/>
+        </w:rPr>
+        <w:t xml:space="preserve">Yoonsun: </w:t>
+      </w:r>
+      <w:r>
+        <w:rPr>
+          <w:rFonts w:ascii="Times New Roman" w:hAnsi="Times New Roman" w:eastAsia="Malgun Gothic"/>
+          <w:b w:val="0"/>
+          <w:i w:val="0"/>
+          <w:color w:val="000000"/>
+          <w:sz w:val="20"/>
+        </w:rPr>
+        <w:t>That would be lovely. She enjoys making new friends.</w:t>
+      </w:r>
+    </w:p>
+    <w:p>
+      <w:pPr>
+        <w:spacing w:after="0"/>
+      </w:pPr>
+      <w:r>
+        <w:rPr>
+          <w:rFonts w:ascii="Times New Roman" w:hAnsi="Times New Roman" w:eastAsia="Malgun Gothic"/>
+          <w:b/>
+          <w:i w:val="0"/>
+          <w:color w:val="000000"/>
+          <w:sz w:val="20"/>
+        </w:rPr>
+        <w:t xml:space="preserve">Parent: </w:t>
+      </w:r>
+      <w:r>
+        <w:rPr>
+          <w:rFonts w:ascii="Times New Roman" w:hAnsi="Times New Roman" w:eastAsia="Malgun Gothic"/>
+          <w:b w:val="0"/>
+          <w:i w:val="0"/>
+          <w:color w:val="000000"/>
+          <w:sz w:val="20"/>
+        </w:rPr>
         <w:t>I hope you both enjoy the rest of your trip.</w:t>
       </w:r>
     </w:p>
@@ -448,7 +548,7 @@
     </w:p>
     <w:p>
       <w:pPr>
-        <w:spacing w:after="60"/>
+        <w:spacing w:after="80"/>
       </w:pPr>
     </w:p>
     <w:p>
@@ -982,6 +1082,150 @@
           </w:p>
         </w:tc>
       </w:tr>
+      <w:tr>
+        <w:tc>
+          <w:tcPr>
+            <w:tcW w:type="dxa" w:w="3000"/>
+            <w:vAlign w:val="center"/>
+            <w:tcMar>
+              <w:top w:w="70" w:type="dxa"/>
+              <w:bottom w:w="70" w:type="dxa"/>
+              <w:start w:w="90" w:type="dxa"/>
+              <w:end w:w="90" w:type="dxa"/>
+            </w:tcMar>
+            <w:tcBorders>
+              <w:top w:val="single" w:sz="6" w:color="808080"/>
+              <w:left w:val="single" w:sz="6" w:color="808080"/>
+              <w:bottom w:val="single" w:sz="6" w:color="808080"/>
+              <w:right w:val="single" w:sz="6" w:color="808080"/>
+              <w:insideH w:val="single" w:sz="6" w:color="808080"/>
+              <w:insideV w:val="single" w:sz="6" w:color="808080"/>
+            </w:tcBorders>
+          </w:tcPr>
+          <w:p>
+            <w:pPr>
+              <w:spacing w:after="0"/>
+            </w:pPr>
+            <w:r>
+              <w:rPr>
+                <w:rFonts w:ascii="Times New Roman" w:hAnsi="Times New Roman" w:eastAsia="Malgun Gothic"/>
+                <w:b w:val="0"/>
+                <w:i w:val="0"/>
+                <w:color w:val="000000"/>
+                <w:sz w:val="18"/>
+              </w:rPr>
+              <w:t>the same age</w:t>
+            </w:r>
+          </w:p>
+        </w:tc>
+        <w:tc>
+          <w:tcPr>
+            <w:tcW w:type="dxa" w:w="6000"/>
+            <w:vAlign w:val="center"/>
+            <w:tcMar>
+              <w:top w:w="70" w:type="dxa"/>
+              <w:bottom w:w="70" w:type="dxa"/>
+              <w:start w:w="90" w:type="dxa"/>
+              <w:end w:w="90" w:type="dxa"/>
+            </w:tcMar>
+            <w:tcBorders>
+              <w:top w:val="single" w:sz="6" w:color="808080"/>
+              <w:left w:val="single" w:sz="6" w:color="808080"/>
+              <w:bottom w:val="single" w:sz="6" w:color="808080"/>
+              <w:right w:val="single" w:sz="6" w:color="808080"/>
+              <w:insideH w:val="single" w:sz="6" w:color="808080"/>
+              <w:insideV w:val="single" w:sz="6" w:color="808080"/>
+            </w:tcBorders>
+          </w:tcPr>
+          <w:p>
+            <w:pPr>
+              <w:spacing w:after="0"/>
+            </w:pPr>
+            <w:r>
+              <w:rPr>
+                <w:rFonts w:ascii="Times New Roman" w:hAnsi="Times New Roman" w:eastAsia="Malgun Gothic"/>
+                <w:b w:val="0"/>
+                <w:i w:val="0"/>
+                <w:color w:val="000000"/>
+                <w:sz w:val="18"/>
+              </w:rPr>
+              <w:t>같은 나이</w:t>
+            </w:r>
+          </w:p>
+        </w:tc>
+      </w:tr>
+      <w:tr>
+        <w:tc>
+          <w:tcPr>
+            <w:tcW w:type="dxa" w:w="3000"/>
+            <w:vAlign w:val="center"/>
+            <w:tcMar>
+              <w:top w:w="70" w:type="dxa"/>
+              <w:bottom w:w="70" w:type="dxa"/>
+              <w:start w:w="90" w:type="dxa"/>
+              <w:end w:w="90" w:type="dxa"/>
+            </w:tcMar>
+            <w:tcBorders>
+              <w:top w:val="single" w:sz="6" w:color="808080"/>
+              <w:left w:val="single" w:sz="6" w:color="808080"/>
+              <w:bottom w:val="single" w:sz="6" w:color="808080"/>
+              <w:right w:val="single" w:sz="6" w:color="808080"/>
+              <w:insideH w:val="single" w:sz="6" w:color="808080"/>
+              <w:insideV w:val="single" w:sz="6" w:color="808080"/>
+            </w:tcBorders>
+          </w:tcPr>
+          <w:p>
+            <w:pPr>
+              <w:spacing w:after="0"/>
+            </w:pPr>
+            <w:r>
+              <w:rPr>
+                <w:rFonts w:ascii="Times New Roman" w:hAnsi="Times New Roman" w:eastAsia="Malgun Gothic"/>
+                <w:b w:val="0"/>
+                <w:i w:val="0"/>
+                <w:color w:val="000000"/>
+                <w:sz w:val="18"/>
+              </w:rPr>
+              <w:t>make friends</w:t>
+            </w:r>
+          </w:p>
+        </w:tc>
+        <w:tc>
+          <w:tcPr>
+            <w:tcW w:type="dxa" w:w="6000"/>
+            <w:vAlign w:val="center"/>
+            <w:tcMar>
+              <w:top w:w="70" w:type="dxa"/>
+              <w:bottom w:w="70" w:type="dxa"/>
+              <w:start w:w="90" w:type="dxa"/>
+              <w:end w:w="90" w:type="dxa"/>
+            </w:tcMar>
+            <w:tcBorders>
+              <w:top w:val="single" w:sz="6" w:color="808080"/>
+              <w:left w:val="single" w:sz="6" w:color="808080"/>
+              <w:bottom w:val="single" w:sz="6" w:color="808080"/>
+              <w:right w:val="single" w:sz="6" w:color="808080"/>
+              <w:insideH w:val="single" w:sz="6" w:color="808080"/>
+              <w:insideV w:val="single" w:sz="6" w:color="808080"/>
+            </w:tcBorders>
+          </w:tcPr>
+          <w:p>
+            <w:pPr>
+              <w:spacing w:after="0"/>
+            </w:pPr>
+            <w:r>
+              <w:rPr>
+                <w:rFonts w:ascii="Times New Roman" w:hAnsi="Times New Roman" w:eastAsia="Malgun Gothic"/>
+                <w:b w:val="0"/>
+                <w:i w:val="0"/>
+                <w:color w:val="000000"/>
+                <w:sz w:val="18"/>
+              </w:rPr>
+              <w:t>친구를 사귀다</w:t>
+            </w:r>
+          </w:p>
+        </w:tc>
+      </w:tr>
     </w:tbl>
     <w:p>
       <w:pPr>
@@ -1375,6 +1619,150 @@
           </w:p>
         </w:tc>
       </w:tr>
+      <w:tr>
+        <w:tc>
+          <w:tcPr>
+            <w:tcW w:type="dxa" w:w="4800"/>
+            <w:vAlign w:val="center"/>
+            <w:tcMar>
+              <w:top w:w="70" w:type="dxa"/>
+              <w:bottom w:w="70" w:type="dxa"/>
+              <w:start w:w="90" w:type="dxa"/>
+              <w:end w:w="90" w:type="dxa"/>
+            </w:tcMar>
+            <w:tcBorders>
+              <w:top w:val="single" w:sz="6" w:color="808080"/>
+              <w:left w:val="single" w:sz="6" w:color="808080"/>
+              <w:bottom w:val="single" w:sz="6" w:color="808080"/>
+              <w:right w:val="single" w:sz="6" w:color="808080"/>
+              <w:insideH w:val="single" w:sz="6" w:color="808080"/>
+              <w:insideV w:val="single" w:sz="6" w:color="808080"/>
+            </w:tcBorders>
+          </w:tcPr>
+          <w:p>
+            <w:pPr>
+              <w:spacing w:after="0"/>
+            </w:pPr>
+            <w:r>
+              <w:rPr>
+                <w:rFonts w:ascii="Times New Roman" w:hAnsi="Times New Roman" w:eastAsia="Malgun Gothic"/>
+                <w:b w:val="0"/>
+                <w:i w:val="0"/>
+                <w:color w:val="000000"/>
+                <w:sz w:val="18"/>
+              </w:rPr>
+              <w:t>Maybe they could play together.</w:t>
+            </w:r>
+          </w:p>
+        </w:tc>
+        <w:tc>
+          <w:tcPr>
+            <w:tcW w:type="dxa" w:w="4200"/>
+            <w:vAlign w:val="center"/>
+            <w:tcMar>
+              <w:top w:w="70" w:type="dxa"/>
+              <w:bottom w:w="70" w:type="dxa"/>
+              <w:start w:w="90" w:type="dxa"/>
+              <w:end w:w="90" w:type="dxa"/>
+            </w:tcMar>
+            <w:tcBorders>
+              <w:top w:val="single" w:sz="6" w:color="808080"/>
+              <w:left w:val="single" w:sz="6" w:color="808080"/>
+              <w:bottom w:val="single" w:sz="6" w:color="808080"/>
+              <w:right w:val="single" w:sz="6" w:color="808080"/>
+              <w:insideH w:val="single" w:sz="6" w:color="808080"/>
+              <w:insideV w:val="single" w:sz="6" w:color="808080"/>
+            </w:tcBorders>
+          </w:tcPr>
+          <w:p>
+            <w:pPr>
+              <w:spacing w:after="0"/>
+            </w:pPr>
+            <w:r>
+              <w:rPr>
+                <w:rFonts w:ascii="Times New Roman" w:hAnsi="Times New Roman" w:eastAsia="Malgun Gothic"/>
+                <w:b w:val="0"/>
+                <w:i w:val="0"/>
+                <w:color w:val="000000"/>
+                <w:sz w:val="18"/>
+              </w:rPr>
+              <w:t>아이들이 함께 놀아도 좋겠어요.</w:t>
+            </w:r>
+          </w:p>
+        </w:tc>
+      </w:tr>
+      <w:tr>
+        <w:tc>
+          <w:tcPr>
+            <w:tcW w:type="dxa" w:w="4800"/>
+            <w:vAlign w:val="center"/>
+            <w:tcMar>
+              <w:top w:w="70" w:type="dxa"/>
+              <w:bottom w:w="70" w:type="dxa"/>
+              <w:start w:w="90" w:type="dxa"/>
+              <w:end w:w="90" w:type="dxa"/>
+            </w:tcMar>
+            <w:tcBorders>
+              <w:top w:val="single" w:sz="6" w:color="808080"/>
+              <w:left w:val="single" w:sz="6" w:color="808080"/>
+              <w:bottom w:val="single" w:sz="6" w:color="808080"/>
+              <w:right w:val="single" w:sz="6" w:color="808080"/>
+              <w:insideH w:val="single" w:sz="6" w:color="808080"/>
+              <w:insideV w:val="single" w:sz="6" w:color="808080"/>
+            </w:tcBorders>
+          </w:tcPr>
+          <w:p>
+            <w:pPr>
+              <w:spacing w:after="0"/>
+            </w:pPr>
+            <w:r>
+              <w:rPr>
+                <w:rFonts w:ascii="Times New Roman" w:hAnsi="Times New Roman" w:eastAsia="Malgun Gothic"/>
+                <w:b w:val="0"/>
+                <w:i w:val="0"/>
+                <w:color w:val="000000"/>
+                <w:sz w:val="18"/>
+              </w:rPr>
+              <w:t>She enjoys making new friends.</w:t>
+            </w:r>
+          </w:p>
+        </w:tc>
+        <w:tc>
+          <w:tcPr>
+            <w:tcW w:type="dxa" w:w="4200"/>
+            <w:vAlign w:val="center"/>
+            <w:tcMar>
+              <w:top w:w="70" w:type="dxa"/>
+              <w:bottom w:w="70" w:type="dxa"/>
+              <w:start w:w="90" w:type="dxa"/>
+              <w:end w:w="90" w:type="dxa"/>
+            </w:tcMar>
+            <w:tcBorders>
+              <w:top w:val="single" w:sz="6" w:color="808080"/>
+              <w:left w:val="single" w:sz="6" w:color="808080"/>
+              <w:bottom w:val="single" w:sz="6" w:color="808080"/>
+              <w:right w:val="single" w:sz="6" w:color="808080"/>
+              <w:insideH w:val="single" w:sz="6" w:color="808080"/>
+              <w:insideV w:val="single" w:sz="6" w:color="808080"/>
+            </w:tcBorders>
+          </w:tcPr>
+          <w:p>
+            <w:pPr>
+              <w:spacing w:after="0"/>
+            </w:pPr>
+            <w:r>
+              <w:rPr>
+                <w:rFonts w:ascii="Times New Roman" w:hAnsi="Times New Roman" w:eastAsia="Malgun Gothic"/>
+                <w:b w:val="0"/>
+                <w:i w:val="0"/>
+                <w:color w:val="000000"/>
+                <w:sz w:val="18"/>
+              </w:rPr>
+              <w:t>아이는 새 친구 사귀는 걸 좋아해요.</w:t>
+            </w:r>
+          </w:p>
+        </w:tc>
+      </w:tr>
     </w:tbl>
     <w:p>
       <w:pPr>
@@ -1568,6 +1956,106 @@
           <w:color w:val="000000"/>
           <w:sz w:val="20"/>
         </w:rPr>
+        <w:t>Did your daughter like them?</w:t>
+      </w:r>
+    </w:p>
+    <w:p>
+      <w:pPr>
+        <w:spacing w:after="0"/>
+      </w:pPr>
+      <w:r>
+        <w:rPr>
+          <w:rFonts w:ascii="Times New Roman" w:hAnsi="Times New Roman" w:eastAsia="Malgun Gothic"/>
+          <w:b/>
+          <w:i w:val="0"/>
+          <w:color w:val="000000"/>
+          <w:sz w:val="20"/>
+        </w:rPr>
+        <w:t xml:space="preserve">Yoonsun: </w:t>
+      </w:r>
+      <w:r>
+        <w:rPr>
+          <w:rFonts w:ascii="Times New Roman" w:hAnsi="Times New Roman" w:eastAsia="Malgun Gothic"/>
+          <w:b w:val="0"/>
+          <w:i w:val="0"/>
+          <w:color w:val="000000"/>
+          <w:sz w:val="20"/>
+        </w:rPr>
+        <w:t>She loved the cake, but not the coffee, of course.</w:t>
+      </w:r>
+    </w:p>
+    <w:p>
+      <w:pPr>
+        <w:spacing w:after="0"/>
+      </w:pPr>
+      <w:r>
+        <w:rPr>
+          <w:rFonts w:ascii="Times New Roman" w:hAnsi="Times New Roman" w:eastAsia="Malgun Gothic"/>
+          <w:b/>
+          <w:i w:val="0"/>
+          <w:color w:val="000000"/>
+          <w:sz w:val="20"/>
+        </w:rPr>
+        <w:t xml:space="preserve">Local: </w:t>
+      </w:r>
+      <w:r>
+        <w:rPr>
+          <w:rFonts w:ascii="Times New Roman" w:hAnsi="Times New Roman" w:eastAsia="Malgun Gothic"/>
+          <w:b w:val="0"/>
+          <w:i w:val="0"/>
+          <w:color w:val="000000"/>
+          <w:sz w:val="20"/>
+        </w:rPr>
+        <w:t>You should visit the gardens this weekend. They're lovely for families.</w:t>
+      </w:r>
+    </w:p>
+    <w:p>
+      <w:pPr>
+        <w:spacing w:after="0"/>
+      </w:pPr>
+      <w:r>
+        <w:rPr>
+          <w:rFonts w:ascii="Times New Roman" w:hAnsi="Times New Roman" w:eastAsia="Malgun Gothic"/>
+          <w:b/>
+          <w:i w:val="0"/>
+          <w:color w:val="000000"/>
+          <w:sz w:val="20"/>
+        </w:rPr>
+        <w:t xml:space="preserve">Yoonsun: </w:t>
+      </w:r>
+      <w:r>
+        <w:rPr>
+          <w:rFonts w:ascii="Times New Roman" w:hAnsi="Times New Roman" w:eastAsia="Malgun Gothic"/>
+          <w:b w:val="0"/>
+          <w:i w:val="0"/>
+          <w:color w:val="000000"/>
+          <w:sz w:val="20"/>
+        </w:rPr>
+        <w:t>That's a great idea. We'll go there on Saturday.</w:t>
+      </w:r>
+    </w:p>
+    <w:p>
+      <w:pPr>
+        <w:spacing w:after="0"/>
+      </w:pPr>
+      <w:r>
+        <w:rPr>
+          <w:rFonts w:ascii="Times New Roman" w:hAnsi="Times New Roman" w:eastAsia="Malgun Gothic"/>
+          <w:b/>
+          <w:i w:val="0"/>
+          <w:color w:val="000000"/>
+          <w:sz w:val="20"/>
+        </w:rPr>
+        <w:t xml:space="preserve">Local: </w:t>
+      </w:r>
+      <w:r>
+        <w:rPr>
+          <w:rFonts w:ascii="Times New Roman" w:hAnsi="Times New Roman" w:eastAsia="Malgun Gothic"/>
+          <w:b w:val="0"/>
+          <w:i w:val="0"/>
+          <w:color w:val="000000"/>
+          <w:sz w:val="20"/>
+        </w:rPr>
         <w:t>I hope you enjoy the rest of your trip.</w:t>
       </w:r>
     </w:p>
@@ -1598,7 +2086,7 @@
     </w:p>
     <w:p>
       <w:pPr>
-        <w:spacing w:after="60"/>
+        <w:spacing w:after="80"/>
       </w:pPr>
     </w:p>
     <w:p>
@@ -2132,6 +2620,222 @@
           </w:p>
         </w:tc>
       </w:tr>
+      <w:tr>
+        <w:tc>
+          <w:tcPr>
+            <w:tcW w:type="dxa" w:w="3000"/>
+            <w:vAlign w:val="center"/>
+            <w:tcMar>
+              <w:top w:w="70" w:type="dxa"/>
+              <w:bottom w:w="70" w:type="dxa"/>
+              <w:start w:w="90" w:type="dxa"/>
+              <w:end w:w="90" w:type="dxa"/>
+            </w:tcMar>
+            <w:tcBorders>
+              <w:top w:val="single" w:sz="6" w:color="808080"/>
+              <w:left w:val="single" w:sz="6" w:color="808080"/>
+              <w:bottom w:val="single" w:sz="6" w:color="808080"/>
+              <w:right w:val="single" w:sz="6" w:color="808080"/>
+              <w:insideH w:val="single" w:sz="6" w:color="808080"/>
+              <w:insideV w:val="single" w:sz="6" w:color="808080"/>
+            </w:tcBorders>
+          </w:tcPr>
+          <w:p>
+            <w:pPr>
+              <w:spacing w:after="0"/>
+            </w:pPr>
+            <w:r>
+              <w:rPr>
+                <w:rFonts w:ascii="Times New Roman" w:hAnsi="Times New Roman" w:eastAsia="Malgun Gothic"/>
+                <w:b w:val="0"/>
+                <w:i w:val="0"/>
+                <w:color w:val="000000"/>
+                <w:sz w:val="18"/>
+              </w:rPr>
+              <w:t>garden</w:t>
+            </w:r>
+          </w:p>
+        </w:tc>
+        <w:tc>
+          <w:tcPr>
+            <w:tcW w:type="dxa" w:w="6000"/>
+            <w:vAlign w:val="center"/>
+            <w:tcMar>
+              <w:top w:w="70" w:type="dxa"/>
+              <w:bottom w:w="70" w:type="dxa"/>
+              <w:start w:w="90" w:type="dxa"/>
+              <w:end w:w="90" w:type="dxa"/>
+            </w:tcMar>
+            <w:tcBorders>
+              <w:top w:val="single" w:sz="6" w:color="808080"/>
+              <w:left w:val="single" w:sz="6" w:color="808080"/>
+              <w:bottom w:val="single" w:sz="6" w:color="808080"/>
+              <w:right w:val="single" w:sz="6" w:color="808080"/>
+              <w:insideH w:val="single" w:sz="6" w:color="808080"/>
+              <w:insideV w:val="single" w:sz="6" w:color="808080"/>
+            </w:tcBorders>
+          </w:tcPr>
+          <w:p>
+            <w:pPr>
+              <w:spacing w:after="0"/>
+            </w:pPr>
+            <w:r>
+              <w:rPr>
+                <w:rFonts w:ascii="Times New Roman" w:hAnsi="Times New Roman" w:eastAsia="Malgun Gothic"/>
+                <w:b w:val="0"/>
+                <w:i w:val="0"/>
+                <w:color w:val="000000"/>
+                <w:sz w:val="18"/>
+              </w:rPr>
+              <w:t>정원</w:t>
+            </w:r>
+          </w:p>
+        </w:tc>
+      </w:tr>
+      <w:tr>
+        <w:tc>
+          <w:tcPr>
+            <w:tcW w:type="dxa" w:w="3000"/>
+            <w:vAlign w:val="center"/>
+            <w:tcMar>
+              <w:top w:w="70" w:type="dxa"/>
+              <w:bottom w:w="70" w:type="dxa"/>
+              <w:start w:w="90" w:type="dxa"/>
+              <w:end w:w="90" w:type="dxa"/>
+            </w:tcMar>
+            <w:tcBorders>
+              <w:top w:val="single" w:sz="6" w:color="808080"/>
+              <w:left w:val="single" w:sz="6" w:color="808080"/>
+              <w:bottom w:val="single" w:sz="6" w:color="808080"/>
+              <w:right w:val="single" w:sz="6" w:color="808080"/>
+              <w:insideH w:val="single" w:sz="6" w:color="808080"/>
+              <w:insideV w:val="single" w:sz="6" w:color="808080"/>
+            </w:tcBorders>
+          </w:tcPr>
+          <w:p>
+            <w:pPr>
+              <w:spacing w:after="0"/>
+            </w:pPr>
+            <w:r>
+              <w:rPr>
+                <w:rFonts w:ascii="Times New Roman" w:hAnsi="Times New Roman" w:eastAsia="Malgun Gothic"/>
+                <w:b w:val="0"/>
+                <w:i w:val="0"/>
+                <w:color w:val="000000"/>
+                <w:sz w:val="18"/>
+              </w:rPr>
+              <w:t>lovely</w:t>
+            </w:r>
+          </w:p>
+        </w:tc>
+        <w:tc>
+          <w:tcPr>
+            <w:tcW w:type="dxa" w:w="6000"/>
+            <w:vAlign w:val="center"/>
+            <w:tcMar>
+              <w:top w:w="70" w:type="dxa"/>
+              <w:bottom w:w="70" w:type="dxa"/>
+              <w:start w:w="90" w:type="dxa"/>
+              <w:end w:w="90" w:type="dxa"/>
+            </w:tcMar>
+            <w:tcBorders>
+              <w:top w:val="single" w:sz="6" w:color="808080"/>
+              <w:left w:val="single" w:sz="6" w:color="808080"/>
+              <w:bottom w:val="single" w:sz="6" w:color="808080"/>
+              <w:right w:val="single" w:sz="6" w:color="808080"/>
+              <w:insideH w:val="single" w:sz="6" w:color="808080"/>
+              <w:insideV w:val="single" w:sz="6" w:color="808080"/>
+            </w:tcBorders>
+          </w:tcPr>
+          <w:p>
+            <w:pPr>
+              <w:spacing w:after="0"/>
+            </w:pPr>
+            <w:r>
+              <w:rPr>
+                <w:rFonts w:ascii="Times New Roman" w:hAnsi="Times New Roman" w:eastAsia="Malgun Gothic"/>
+                <w:b w:val="0"/>
+                <w:i w:val="0"/>
+                <w:color w:val="000000"/>
+                <w:sz w:val="18"/>
+              </w:rPr>
+              <w:t>멋진, 사랑스러운</w:t>
+            </w:r>
+          </w:p>
+        </w:tc>
+      </w:tr>
+      <w:tr>
+        <w:tc>
+          <w:tcPr>
+            <w:tcW w:type="dxa" w:w="3000"/>
+            <w:vAlign w:val="center"/>
+            <w:tcMar>
+              <w:top w:w="70" w:type="dxa"/>
+              <w:bottom w:w="70" w:type="dxa"/>
+              <w:start w:w="90" w:type="dxa"/>
+              <w:end w:w="90" w:type="dxa"/>
+            </w:tcMar>
+            <w:tcBorders>
+              <w:top w:val="single" w:sz="6" w:color="808080"/>
+              <w:left w:val="single" w:sz="6" w:color="808080"/>
+              <w:bottom w:val="single" w:sz="6" w:color="808080"/>
+              <w:right w:val="single" w:sz="6" w:color="808080"/>
+              <w:insideH w:val="single" w:sz="6" w:color="808080"/>
+              <w:insideV w:val="single" w:sz="6" w:color="808080"/>
+            </w:tcBorders>
+          </w:tcPr>
+          <w:p>
+            <w:pPr>
+              <w:spacing w:after="0"/>
+            </w:pPr>
+            <w:r>
+              <w:rPr>
+                <w:rFonts w:ascii="Times New Roman" w:hAnsi="Times New Roman" w:eastAsia="Malgun Gothic"/>
+                <w:b w:val="0"/>
+                <w:i w:val="0"/>
+                <w:color w:val="000000"/>
+                <w:sz w:val="18"/>
+              </w:rPr>
+              <w:t>weekend</w:t>
+            </w:r>
+          </w:p>
+        </w:tc>
+        <w:tc>
+          <w:tcPr>
+            <w:tcW w:type="dxa" w:w="6000"/>
+            <w:vAlign w:val="center"/>
+            <w:tcMar>
+              <w:top w:w="70" w:type="dxa"/>
+              <w:bottom w:w="70" w:type="dxa"/>
+              <w:start w:w="90" w:type="dxa"/>
+              <w:end w:w="90" w:type="dxa"/>
+            </w:tcMar>
+            <w:tcBorders>
+              <w:top w:val="single" w:sz="6" w:color="808080"/>
+              <w:left w:val="single" w:sz="6" w:color="808080"/>
+              <w:bottom w:val="single" w:sz="6" w:color="808080"/>
+              <w:right w:val="single" w:sz="6" w:color="808080"/>
+              <w:insideH w:val="single" w:sz="6" w:color="808080"/>
+              <w:insideV w:val="single" w:sz="6" w:color="808080"/>
+            </w:tcBorders>
+          </w:tcPr>
+          <w:p>
+            <w:pPr>
+              <w:spacing w:after="0"/>
+            </w:pPr>
+            <w:r>
+              <w:rPr>
+                <w:rFonts w:ascii="Times New Roman" w:hAnsi="Times New Roman" w:eastAsia="Malgun Gothic"/>
+                <w:b w:val="0"/>
+                <w:i w:val="0"/>
+                <w:color w:val="000000"/>
+                <w:sz w:val="18"/>
+              </w:rPr>
+              <w:t>주말</w:t>
+            </w:r>
+          </w:p>
+        </w:tc>
+      </w:tr>
     </w:tbl>
     <w:p>
       <w:pPr>
@@ -2525,6 +3229,150 @@
           </w:p>
         </w:tc>
       </w:tr>
+      <w:tr>
+        <w:tc>
+          <w:tcPr>
+            <w:tcW w:type="dxa" w:w="4800"/>
+            <w:vAlign w:val="center"/>
+            <w:tcMar>
+              <w:top w:w="70" w:type="dxa"/>
+              <w:bottom w:w="70" w:type="dxa"/>
+              <w:start w:w="90" w:type="dxa"/>
+              <w:end w:w="90" w:type="dxa"/>
+            </w:tcMar>
+            <w:tcBorders>
+              <w:top w:val="single" w:sz="6" w:color="808080"/>
+              <w:left w:val="single" w:sz="6" w:color="808080"/>
+              <w:bottom w:val="single" w:sz="6" w:color="808080"/>
+              <w:right w:val="single" w:sz="6" w:color="808080"/>
+              <w:insideH w:val="single" w:sz="6" w:color="808080"/>
+              <w:insideV w:val="single" w:sz="6" w:color="808080"/>
+            </w:tcBorders>
+          </w:tcPr>
+          <w:p>
+            <w:pPr>
+              <w:spacing w:after="0"/>
+            </w:pPr>
+            <w:r>
+              <w:rPr>
+                <w:rFonts w:ascii="Times New Roman" w:hAnsi="Times New Roman" w:eastAsia="Malgun Gothic"/>
+                <w:b w:val="0"/>
+                <w:i w:val="0"/>
+                <w:color w:val="000000"/>
+                <w:sz w:val="18"/>
+              </w:rPr>
+              <w:t>You should visit the gardens.</w:t>
+            </w:r>
+          </w:p>
+        </w:tc>
+        <w:tc>
+          <w:tcPr>
+            <w:tcW w:type="dxa" w:w="4200"/>
+            <w:vAlign w:val="center"/>
+            <w:tcMar>
+              <w:top w:w="70" w:type="dxa"/>
+              <w:bottom w:w="70" w:type="dxa"/>
+              <w:start w:w="90" w:type="dxa"/>
+              <w:end w:w="90" w:type="dxa"/>
+            </w:tcMar>
+            <w:tcBorders>
+              <w:top w:val="single" w:sz="6" w:color="808080"/>
+              <w:left w:val="single" w:sz="6" w:color="808080"/>
+              <w:bottom w:val="single" w:sz="6" w:color="808080"/>
+              <w:right w:val="single" w:sz="6" w:color="808080"/>
+              <w:insideH w:val="single" w:sz="6" w:color="808080"/>
+              <w:insideV w:val="single" w:sz="6" w:color="808080"/>
+            </w:tcBorders>
+          </w:tcPr>
+          <w:p>
+            <w:pPr>
+              <w:spacing w:after="0"/>
+            </w:pPr>
+            <w:r>
+              <w:rPr>
+                <w:rFonts w:ascii="Times New Roman" w:hAnsi="Times New Roman" w:eastAsia="Malgun Gothic"/>
+                <w:b w:val="0"/>
+                <w:i w:val="0"/>
+                <w:color w:val="000000"/>
+                <w:sz w:val="18"/>
+              </w:rPr>
+              <w:t>정원에 가보시면 좋아요.</w:t>
+            </w:r>
+          </w:p>
+        </w:tc>
+      </w:tr>
+      <w:tr>
+        <w:tc>
+          <w:tcPr>
+            <w:tcW w:type="dxa" w:w="4800"/>
+            <w:vAlign w:val="center"/>
+            <w:tcMar>
+              <w:top w:w="70" w:type="dxa"/>
+              <w:bottom w:w="70" w:type="dxa"/>
+              <w:start w:w="90" w:type="dxa"/>
+              <w:end w:w="90" w:type="dxa"/>
+            </w:tcMar>
+            <w:tcBorders>
+              <w:top w:val="single" w:sz="6" w:color="808080"/>
+              <w:left w:val="single" w:sz="6" w:color="808080"/>
+              <w:bottom w:val="single" w:sz="6" w:color="808080"/>
+              <w:right w:val="single" w:sz="6" w:color="808080"/>
+              <w:insideH w:val="single" w:sz="6" w:color="808080"/>
+              <w:insideV w:val="single" w:sz="6" w:color="808080"/>
+            </w:tcBorders>
+          </w:tcPr>
+          <w:p>
+            <w:pPr>
+              <w:spacing w:after="0"/>
+            </w:pPr>
+            <w:r>
+              <w:rPr>
+                <w:rFonts w:ascii="Times New Roman" w:hAnsi="Times New Roman" w:eastAsia="Malgun Gothic"/>
+                <w:b w:val="0"/>
+                <w:i w:val="0"/>
+                <w:color w:val="000000"/>
+                <w:sz w:val="18"/>
+              </w:rPr>
+              <w:t>That's a great idea.</w:t>
+            </w:r>
+          </w:p>
+        </w:tc>
+        <w:tc>
+          <w:tcPr>
+            <w:tcW w:type="dxa" w:w="4200"/>
+            <w:vAlign w:val="center"/>
+            <w:tcMar>
+              <w:top w:w="70" w:type="dxa"/>
+              <w:bottom w:w="70" w:type="dxa"/>
+              <w:start w:w="90" w:type="dxa"/>
+              <w:end w:w="90" w:type="dxa"/>
+            </w:tcMar>
+            <w:tcBorders>
+              <w:top w:val="single" w:sz="6" w:color="808080"/>
+              <w:left w:val="single" w:sz="6" w:color="808080"/>
+              <w:bottom w:val="single" w:sz="6" w:color="808080"/>
+              <w:right w:val="single" w:sz="6" w:color="808080"/>
+              <w:insideH w:val="single" w:sz="6" w:color="808080"/>
+              <w:insideV w:val="single" w:sz="6" w:color="808080"/>
+            </w:tcBorders>
+          </w:tcPr>
+          <w:p>
+            <w:pPr>
+              <w:spacing w:after="0"/>
+            </w:pPr>
+            <w:r>
+              <w:rPr>
+                <w:rFonts w:ascii="Times New Roman" w:hAnsi="Times New Roman" w:eastAsia="Malgun Gothic"/>
+                <w:b w:val="0"/>
+                <w:i w:val="0"/>
+                <w:color w:val="000000"/>
+                <w:sz w:val="18"/>
+              </w:rPr>
+              <w:t>좋은 생각이에요.</w:t>
+            </w:r>
+          </w:p>
+        </w:tc>
+      </w:tr>
     </w:tbl>
     <w:p>
       <w:pPr>
@@ -2718,12 +3566,137 @@
           <w:color w:val="000000"/>
           <w:sz w:val="20"/>
         </w:rPr>
-        <w:t>Yes. Families often go there.</w:t>
-      </w:r>
-    </w:p>
-    <w:p>
-      <w:pPr>
-        <w:spacing w:after="60"/>
+        <w:t>Yes. Families often go there. They sell fresh fruit and snacks.</w:t>
+      </w:r>
+    </w:p>
+    <w:p>
+      <w:pPr>
+        <w:spacing w:after="0"/>
+      </w:pPr>
+      <w:r>
+        <w:rPr>
+          <w:rFonts w:ascii="Times New Roman" w:hAnsi="Times New Roman" w:eastAsia="Malgun Gothic"/>
+          <w:b/>
+          <w:i w:val="0"/>
+          <w:color w:val="000000"/>
+          <w:sz w:val="20"/>
+        </w:rPr>
+        <w:t xml:space="preserve">Yoonsun: </w:t>
+      </w:r>
+      <w:r>
+        <w:rPr>
+          <w:rFonts w:ascii="Times New Roman" w:hAnsi="Times New Roman" w:eastAsia="Malgun Gothic"/>
+          <w:b w:val="0"/>
+          <w:i w:val="0"/>
+          <w:color w:val="000000"/>
+          <w:sz w:val="20"/>
+        </w:rPr>
+        <w:t>Perfect. My daughter loves fresh fruit.</w:t>
+      </w:r>
+    </w:p>
+    <w:p>
+      <w:pPr>
+        <w:spacing w:after="0"/>
+      </w:pPr>
+      <w:r>
+        <w:rPr>
+          <w:rFonts w:ascii="Times New Roman" w:hAnsi="Times New Roman" w:eastAsia="Malgun Gothic"/>
+          <w:b/>
+          <w:i w:val="0"/>
+          <w:color w:val="000000"/>
+          <w:sz w:val="20"/>
+        </w:rPr>
+        <w:t xml:space="preserve">Host: </w:t>
+      </w:r>
+      <w:r>
+        <w:rPr>
+          <w:rFonts w:ascii="Times New Roman" w:hAnsi="Times New Roman" w:eastAsia="Malgun Gothic"/>
+          <w:b w:val="0"/>
+          <w:i w:val="0"/>
+          <w:color w:val="000000"/>
+          <w:sz w:val="20"/>
+        </w:rPr>
+        <w:t>There's also a small playground next to the market.</w:t>
+      </w:r>
+    </w:p>
+    <w:p>
+      <w:pPr>
+        <w:spacing w:after="0"/>
+      </w:pPr>
+      <w:r>
+        <w:rPr>
+          <w:rFonts w:ascii="Times New Roman" w:hAnsi="Times New Roman" w:eastAsia="Malgun Gothic"/>
+          <w:b/>
+          <w:i w:val="0"/>
+          <w:color w:val="000000"/>
+          <w:sz w:val="20"/>
+        </w:rPr>
+        <w:t xml:space="preserve">Yoonsun: </w:t>
+      </w:r>
+      <w:r>
+        <w:rPr>
+          <w:rFonts w:ascii="Times New Roman" w:hAnsi="Times New Roman" w:eastAsia="Malgun Gothic"/>
+          <w:b w:val="0"/>
+          <w:i w:val="0"/>
+          <w:color w:val="000000"/>
+          <w:sz w:val="20"/>
+        </w:rPr>
+        <w:t>That's great. We'll spend the morning there.</w:t>
+      </w:r>
+    </w:p>
+    <w:p>
+      <w:pPr>
+        <w:spacing w:after="0"/>
+      </w:pPr>
+      <w:r>
+        <w:rPr>
+          <w:rFonts w:ascii="Times New Roman" w:hAnsi="Times New Roman" w:eastAsia="Malgun Gothic"/>
+          <w:b/>
+          <w:i w:val="0"/>
+          <w:color w:val="000000"/>
+          <w:sz w:val="20"/>
+        </w:rPr>
+        <w:t xml:space="preserve">Host: </w:t>
+      </w:r>
+      <w:r>
+        <w:rPr>
+          <w:rFonts w:ascii="Times New Roman" w:hAnsi="Times New Roman" w:eastAsia="Malgun Gothic"/>
+          <w:b w:val="0"/>
+          <w:i w:val="0"/>
+          <w:color w:val="000000"/>
+          <w:sz w:val="20"/>
+        </w:rPr>
+        <w:t>Let me know if you need anything else.</w:t>
+      </w:r>
+    </w:p>
+    <w:p>
+      <w:pPr>
+        <w:spacing w:after="0"/>
+      </w:pPr>
+      <w:r>
+        <w:rPr>
+          <w:rFonts w:ascii="Times New Roman" w:hAnsi="Times New Roman" w:eastAsia="Malgun Gothic"/>
+          <w:b/>
+          <w:i w:val="0"/>
+          <w:color w:val="000000"/>
+          <w:sz w:val="20"/>
+        </w:rPr>
+        <w:t xml:space="preserve">Yoonsun: </w:t>
+      </w:r>
+      <w:r>
+        <w:rPr>
+          <w:rFonts w:ascii="Times New Roman" w:hAnsi="Times New Roman" w:eastAsia="Malgun Gothic"/>
+          <w:b w:val="0"/>
+          <w:i w:val="0"/>
+          <w:color w:val="000000"/>
+          <w:sz w:val="20"/>
+        </w:rPr>
+        <w:t>Thank you. You've been very helpful.</w:t>
+      </w:r>
+    </w:p>
+    <w:p>
+      <w:pPr>
+        <w:spacing w:after="80"/>
       </w:pPr>
     </w:p>
     <w:p>
@@ -3257,6 +4230,222 @@
           </w:p>
         </w:tc>
       </w:tr>
+      <w:tr>
+        <w:tc>
+          <w:tcPr>
+            <w:tcW w:type="dxa" w:w="3000"/>
+            <w:vAlign w:val="center"/>
+            <w:tcMar>
+              <w:top w:w="70" w:type="dxa"/>
+              <w:bottom w:w="70" w:type="dxa"/>
+              <w:start w:w="90" w:type="dxa"/>
+              <w:end w:w="90" w:type="dxa"/>
+            </w:tcMar>
+            <w:tcBorders>
+              <w:top w:val="single" w:sz="6" w:color="808080"/>
+              <w:left w:val="single" w:sz="6" w:color="808080"/>
+              <w:bottom w:val="single" w:sz="6" w:color="808080"/>
+              <w:right w:val="single" w:sz="6" w:color="808080"/>
+              <w:insideH w:val="single" w:sz="6" w:color="808080"/>
+              <w:insideV w:val="single" w:sz="6" w:color="808080"/>
+            </w:tcBorders>
+          </w:tcPr>
+          <w:p>
+            <w:pPr>
+              <w:spacing w:after="0"/>
+            </w:pPr>
+            <w:r>
+              <w:rPr>
+                <w:rFonts w:ascii="Times New Roman" w:hAnsi="Times New Roman" w:eastAsia="Malgun Gothic"/>
+                <w:b w:val="0"/>
+                <w:i w:val="0"/>
+                <w:color w:val="000000"/>
+                <w:sz w:val="18"/>
+              </w:rPr>
+              <w:t>fresh fruit</w:t>
+            </w:r>
+          </w:p>
+        </w:tc>
+        <w:tc>
+          <w:tcPr>
+            <w:tcW w:type="dxa" w:w="6000"/>
+            <w:vAlign w:val="center"/>
+            <w:tcMar>
+              <w:top w:w="70" w:type="dxa"/>
+              <w:bottom w:w="70" w:type="dxa"/>
+              <w:start w:w="90" w:type="dxa"/>
+              <w:end w:w="90" w:type="dxa"/>
+            </w:tcMar>
+            <w:tcBorders>
+              <w:top w:val="single" w:sz="6" w:color="808080"/>
+              <w:left w:val="single" w:sz="6" w:color="808080"/>
+              <w:bottom w:val="single" w:sz="6" w:color="808080"/>
+              <w:right w:val="single" w:sz="6" w:color="808080"/>
+              <w:insideH w:val="single" w:sz="6" w:color="808080"/>
+              <w:insideV w:val="single" w:sz="6" w:color="808080"/>
+            </w:tcBorders>
+          </w:tcPr>
+          <w:p>
+            <w:pPr>
+              <w:spacing w:after="0"/>
+            </w:pPr>
+            <w:r>
+              <w:rPr>
+                <w:rFonts w:ascii="Times New Roman" w:hAnsi="Times New Roman" w:eastAsia="Malgun Gothic"/>
+                <w:b w:val="0"/>
+                <w:i w:val="0"/>
+                <w:color w:val="000000"/>
+                <w:sz w:val="18"/>
+              </w:rPr>
+              <w:t>신선한 과일</w:t>
+            </w:r>
+          </w:p>
+        </w:tc>
+      </w:tr>
+      <w:tr>
+        <w:tc>
+          <w:tcPr>
+            <w:tcW w:type="dxa" w:w="3000"/>
+            <w:vAlign w:val="center"/>
+            <w:tcMar>
+              <w:top w:w="70" w:type="dxa"/>
+              <w:bottom w:w="70" w:type="dxa"/>
+              <w:start w:w="90" w:type="dxa"/>
+              <w:end w:w="90" w:type="dxa"/>
+            </w:tcMar>
+            <w:tcBorders>
+              <w:top w:val="single" w:sz="6" w:color="808080"/>
+              <w:left w:val="single" w:sz="6" w:color="808080"/>
+              <w:bottom w:val="single" w:sz="6" w:color="808080"/>
+              <w:right w:val="single" w:sz="6" w:color="808080"/>
+              <w:insideH w:val="single" w:sz="6" w:color="808080"/>
+              <w:insideV w:val="single" w:sz="6" w:color="808080"/>
+            </w:tcBorders>
+          </w:tcPr>
+          <w:p>
+            <w:pPr>
+              <w:spacing w:after="0"/>
+            </w:pPr>
+            <w:r>
+              <w:rPr>
+                <w:rFonts w:ascii="Times New Roman" w:hAnsi="Times New Roman" w:eastAsia="Malgun Gothic"/>
+                <w:b w:val="0"/>
+                <w:i w:val="0"/>
+                <w:color w:val="000000"/>
+                <w:sz w:val="18"/>
+              </w:rPr>
+              <w:t>next to</w:t>
+            </w:r>
+          </w:p>
+        </w:tc>
+        <w:tc>
+          <w:tcPr>
+            <w:tcW w:type="dxa" w:w="6000"/>
+            <w:vAlign w:val="center"/>
+            <w:tcMar>
+              <w:top w:w="70" w:type="dxa"/>
+              <w:bottom w:w="70" w:type="dxa"/>
+              <w:start w:w="90" w:type="dxa"/>
+              <w:end w:w="90" w:type="dxa"/>
+            </w:tcMar>
+            <w:tcBorders>
+              <w:top w:val="single" w:sz="6" w:color="808080"/>
+              <w:left w:val="single" w:sz="6" w:color="808080"/>
+              <w:bottom w:val="single" w:sz="6" w:color="808080"/>
+              <w:right w:val="single" w:sz="6" w:color="808080"/>
+              <w:insideH w:val="single" w:sz="6" w:color="808080"/>
+              <w:insideV w:val="single" w:sz="6" w:color="808080"/>
+            </w:tcBorders>
+          </w:tcPr>
+          <w:p>
+            <w:pPr>
+              <w:spacing w:after="0"/>
+            </w:pPr>
+            <w:r>
+              <w:rPr>
+                <w:rFonts w:ascii="Times New Roman" w:hAnsi="Times New Roman" w:eastAsia="Malgun Gothic"/>
+                <w:b w:val="0"/>
+                <w:i w:val="0"/>
+                <w:color w:val="000000"/>
+                <w:sz w:val="18"/>
+              </w:rPr>
+              <w:t>~ 옆에</w:t>
+            </w:r>
+          </w:p>
+        </w:tc>
+      </w:tr>
+      <w:tr>
+        <w:tc>
+          <w:tcPr>
+            <w:tcW w:type="dxa" w:w="3000"/>
+            <w:vAlign w:val="center"/>
+            <w:tcMar>
+              <w:top w:w="70" w:type="dxa"/>
+              <w:bottom w:w="70" w:type="dxa"/>
+              <w:start w:w="90" w:type="dxa"/>
+              <w:end w:w="90" w:type="dxa"/>
+            </w:tcMar>
+            <w:tcBorders>
+              <w:top w:val="single" w:sz="6" w:color="808080"/>
+              <w:left w:val="single" w:sz="6" w:color="808080"/>
+              <w:bottom w:val="single" w:sz="6" w:color="808080"/>
+              <w:right w:val="single" w:sz="6" w:color="808080"/>
+              <w:insideH w:val="single" w:sz="6" w:color="808080"/>
+              <w:insideV w:val="single" w:sz="6" w:color="808080"/>
+            </w:tcBorders>
+          </w:tcPr>
+          <w:p>
+            <w:pPr>
+              <w:spacing w:after="0"/>
+            </w:pPr>
+            <w:r>
+              <w:rPr>
+                <w:rFonts w:ascii="Times New Roman" w:hAnsi="Times New Roman" w:eastAsia="Malgun Gothic"/>
+                <w:b w:val="0"/>
+                <w:i w:val="0"/>
+                <w:color w:val="000000"/>
+                <w:sz w:val="18"/>
+              </w:rPr>
+              <w:t>helpful</w:t>
+            </w:r>
+          </w:p>
+        </w:tc>
+        <w:tc>
+          <w:tcPr>
+            <w:tcW w:type="dxa" w:w="6000"/>
+            <w:vAlign w:val="center"/>
+            <w:tcMar>
+              <w:top w:w="70" w:type="dxa"/>
+              <w:bottom w:w="70" w:type="dxa"/>
+              <w:start w:w="90" w:type="dxa"/>
+              <w:end w:w="90" w:type="dxa"/>
+            </w:tcMar>
+            <w:tcBorders>
+              <w:top w:val="single" w:sz="6" w:color="808080"/>
+              <w:left w:val="single" w:sz="6" w:color="808080"/>
+              <w:bottom w:val="single" w:sz="6" w:color="808080"/>
+              <w:right w:val="single" w:sz="6" w:color="808080"/>
+              <w:insideH w:val="single" w:sz="6" w:color="808080"/>
+              <w:insideV w:val="single" w:sz="6" w:color="808080"/>
+            </w:tcBorders>
+          </w:tcPr>
+          <w:p>
+            <w:pPr>
+              <w:spacing w:after="0"/>
+            </w:pPr>
+            <w:r>
+              <w:rPr>
+                <w:rFonts w:ascii="Times New Roman" w:hAnsi="Times New Roman" w:eastAsia="Malgun Gothic"/>
+                <w:b w:val="0"/>
+                <w:i w:val="0"/>
+                <w:color w:val="000000"/>
+                <w:sz w:val="18"/>
+              </w:rPr>
+              <w:t>도움이 되는</w:t>
+            </w:r>
+          </w:p>
+        </w:tc>
+      </w:tr>
     </w:tbl>
     <w:p>
       <w:pPr>
@@ -3578,10 +4767,1476 @@
           </w:p>
         </w:tc>
       </w:tr>
+      <w:tr>
+        <w:tc>
+          <w:tcPr>
+            <w:tcW w:type="dxa" w:w="4800"/>
+            <w:vAlign w:val="center"/>
+            <w:tcMar>
+              <w:top w:w="70" w:type="dxa"/>
+              <w:bottom w:w="70" w:type="dxa"/>
+              <w:start w:w="90" w:type="dxa"/>
+              <w:end w:w="90" w:type="dxa"/>
+            </w:tcMar>
+            <w:tcBorders>
+              <w:top w:val="single" w:sz="6" w:color="808080"/>
+              <w:left w:val="single" w:sz="6" w:color="808080"/>
+              <w:bottom w:val="single" w:sz="6" w:color="808080"/>
+              <w:right w:val="single" w:sz="6" w:color="808080"/>
+              <w:insideH w:val="single" w:sz="6" w:color="808080"/>
+              <w:insideV w:val="single" w:sz="6" w:color="808080"/>
+            </w:tcBorders>
+          </w:tcPr>
+          <w:p>
+            <w:pPr>
+              <w:spacing w:after="0"/>
+            </w:pPr>
+            <w:r>
+              <w:rPr>
+                <w:rFonts w:ascii="Times New Roman" w:hAnsi="Times New Roman" w:eastAsia="Malgun Gothic"/>
+                <w:b w:val="0"/>
+                <w:i w:val="0"/>
+                <w:color w:val="000000"/>
+                <w:sz w:val="18"/>
+              </w:rPr>
+              <w:t>Is it a good place for children?</w:t>
+            </w:r>
+          </w:p>
+        </w:tc>
+        <w:tc>
+          <w:tcPr>
+            <w:tcW w:type="dxa" w:w="4200"/>
+            <w:vAlign w:val="center"/>
+            <w:tcMar>
+              <w:top w:w="70" w:type="dxa"/>
+              <w:bottom w:w="70" w:type="dxa"/>
+              <w:start w:w="90" w:type="dxa"/>
+              <w:end w:w="90" w:type="dxa"/>
+            </w:tcMar>
+            <w:tcBorders>
+              <w:top w:val="single" w:sz="6" w:color="808080"/>
+              <w:left w:val="single" w:sz="6" w:color="808080"/>
+              <w:bottom w:val="single" w:sz="6" w:color="808080"/>
+              <w:right w:val="single" w:sz="6" w:color="808080"/>
+              <w:insideH w:val="single" w:sz="6" w:color="808080"/>
+              <w:insideV w:val="single" w:sz="6" w:color="808080"/>
+            </w:tcBorders>
+          </w:tcPr>
+          <w:p>
+            <w:pPr>
+              <w:spacing w:after="0"/>
+            </w:pPr>
+            <w:r>
+              <w:rPr>
+                <w:rFonts w:ascii="Times New Roman" w:hAnsi="Times New Roman" w:eastAsia="Malgun Gothic"/>
+                <w:b w:val="0"/>
+                <w:i w:val="0"/>
+                <w:color w:val="000000"/>
+                <w:sz w:val="18"/>
+              </w:rPr>
+              <w:t>아이가 가기에 좋은 곳인가요?</w:t>
+            </w:r>
+          </w:p>
+        </w:tc>
+      </w:tr>
+      <w:tr>
+        <w:tc>
+          <w:tcPr>
+            <w:tcW w:type="dxa" w:w="4800"/>
+            <w:vAlign w:val="center"/>
+            <w:tcMar>
+              <w:top w:w="70" w:type="dxa"/>
+              <w:bottom w:w="70" w:type="dxa"/>
+              <w:start w:w="90" w:type="dxa"/>
+              <w:end w:w="90" w:type="dxa"/>
+            </w:tcMar>
+            <w:tcBorders>
+              <w:top w:val="single" w:sz="6" w:color="808080"/>
+              <w:left w:val="single" w:sz="6" w:color="808080"/>
+              <w:bottom w:val="single" w:sz="6" w:color="808080"/>
+              <w:right w:val="single" w:sz="6" w:color="808080"/>
+              <w:insideH w:val="single" w:sz="6" w:color="808080"/>
+              <w:insideV w:val="single" w:sz="6" w:color="808080"/>
+            </w:tcBorders>
+          </w:tcPr>
+          <w:p>
+            <w:pPr>
+              <w:spacing w:after="0"/>
+            </w:pPr>
+            <w:r>
+              <w:rPr>
+                <w:rFonts w:ascii="Times New Roman" w:hAnsi="Times New Roman" w:eastAsia="Malgun Gothic"/>
+                <w:b w:val="0"/>
+                <w:i w:val="0"/>
+                <w:color w:val="000000"/>
+                <w:sz w:val="18"/>
+              </w:rPr>
+              <w:t>You've been very helpful.</w:t>
+            </w:r>
+          </w:p>
+        </w:tc>
+        <w:tc>
+          <w:tcPr>
+            <w:tcW w:type="dxa" w:w="4200"/>
+            <w:vAlign w:val="center"/>
+            <w:tcMar>
+              <w:top w:w="70" w:type="dxa"/>
+              <w:bottom w:w="70" w:type="dxa"/>
+              <w:start w:w="90" w:type="dxa"/>
+              <w:end w:w="90" w:type="dxa"/>
+            </w:tcMar>
+            <w:tcBorders>
+              <w:top w:val="single" w:sz="6" w:color="808080"/>
+              <w:left w:val="single" w:sz="6" w:color="808080"/>
+              <w:bottom w:val="single" w:sz="6" w:color="808080"/>
+              <w:right w:val="single" w:sz="6" w:color="808080"/>
+              <w:insideH w:val="single" w:sz="6" w:color="808080"/>
+              <w:insideV w:val="single" w:sz="6" w:color="808080"/>
+            </w:tcBorders>
+          </w:tcPr>
+          <w:p>
+            <w:pPr>
+              <w:spacing w:after="0"/>
+            </w:pPr>
+            <w:r>
+              <w:rPr>
+                <w:rFonts w:ascii="Times New Roman" w:hAnsi="Times New Roman" w:eastAsia="Malgun Gothic"/>
+                <w:b w:val="0"/>
+                <w:i w:val="0"/>
+                <w:color w:val="000000"/>
+                <w:sz w:val="18"/>
+              </w:rPr>
+              <w:t>정말 많은 도움이 되었어요.</w:t>
+            </w:r>
+          </w:p>
+        </w:tc>
+      </w:tr>
     </w:tbl>
     <w:p>
       <w:pPr>
         <w:spacing w:after="100"/>
+      </w:pPr>
+    </w:p>
+    <w:p>
+      <w:pPr>
+        <w:spacing w:before="120" w:after="40"/>
+      </w:pPr>
+      <w:r>
+        <w:rPr>
+          <w:rFonts w:ascii="Times New Roman" w:hAnsi="Times New Roman" w:eastAsia="Malgun Gothic"/>
+          <w:b/>
+          <w:i/>
+          <w:color w:val="000000"/>
+          <w:sz w:val="22"/>
+        </w:rPr>
+        <w:t>Reading 4: Making Plans to Meet Again</w:t>
+      </w:r>
+    </w:p>
+    <w:p>
+      <w:pPr>
+        <w:spacing w:after="0"/>
+      </w:pPr>
+      <w:r>
+        <w:rPr>
+          <w:rFonts w:ascii="Times New Roman" w:hAnsi="Times New Roman" w:eastAsia="Malgun Gothic"/>
+          <w:b/>
+          <w:i w:val="0"/>
+          <w:color w:val="000000"/>
+          <w:sz w:val="20"/>
+        </w:rPr>
+        <w:t xml:space="preserve">Parent: </w:t>
+      </w:r>
+      <w:r>
+        <w:rPr>
+          <w:rFonts w:ascii="Times New Roman" w:hAnsi="Times New Roman" w:eastAsia="Malgun Gothic"/>
+          <w:b w:val="0"/>
+          <w:i w:val="0"/>
+          <w:color w:val="000000"/>
+          <w:sz w:val="20"/>
+        </w:rPr>
+        <w:t>We've had such a nice time talking with you.</w:t>
+      </w:r>
+    </w:p>
+    <w:p>
+      <w:pPr>
+        <w:spacing w:after="0"/>
+      </w:pPr>
+      <w:r>
+        <w:rPr>
+          <w:rFonts w:ascii="Times New Roman" w:hAnsi="Times New Roman" w:eastAsia="Malgun Gothic"/>
+          <w:b/>
+          <w:i w:val="0"/>
+          <w:color w:val="000000"/>
+          <w:sz w:val="20"/>
+        </w:rPr>
+        <w:t xml:space="preserve">Yoonsun: </w:t>
+      </w:r>
+      <w:r>
+        <w:rPr>
+          <w:rFonts w:ascii="Times New Roman" w:hAnsi="Times New Roman" w:eastAsia="Malgun Gothic"/>
+          <w:b w:val="0"/>
+          <w:i w:val="0"/>
+          <w:color w:val="000000"/>
+          <w:sz w:val="20"/>
+        </w:rPr>
+        <w:t>Us too. Our daughters get along so well.</w:t>
+      </w:r>
+    </w:p>
+    <w:p>
+      <w:pPr>
+        <w:spacing w:after="0"/>
+      </w:pPr>
+      <w:r>
+        <w:rPr>
+          <w:rFonts w:ascii="Times New Roman" w:hAnsi="Times New Roman" w:eastAsia="Malgun Gothic"/>
+          <w:b/>
+          <w:i w:val="0"/>
+          <w:color w:val="000000"/>
+          <w:sz w:val="20"/>
+        </w:rPr>
+        <w:t xml:space="preserve">Parent: </w:t>
+      </w:r>
+      <w:r>
+        <w:rPr>
+          <w:rFonts w:ascii="Times New Roman" w:hAnsi="Times New Roman" w:eastAsia="Malgun Gothic"/>
+          <w:b w:val="0"/>
+          <w:i w:val="0"/>
+          <w:color w:val="000000"/>
+          <w:sz w:val="20"/>
+        </w:rPr>
+        <w:t>Would you like to meet again before you leave?</w:t>
+      </w:r>
+    </w:p>
+    <w:p>
+      <w:pPr>
+        <w:spacing w:after="0"/>
+      </w:pPr>
+      <w:r>
+        <w:rPr>
+          <w:rFonts w:ascii="Times New Roman" w:hAnsi="Times New Roman" w:eastAsia="Malgun Gothic"/>
+          <w:b/>
+          <w:i w:val="0"/>
+          <w:color w:val="000000"/>
+          <w:sz w:val="20"/>
+        </w:rPr>
+        <w:t xml:space="preserve">Yoonsun: </w:t>
+      </w:r>
+      <w:r>
+        <w:rPr>
+          <w:rFonts w:ascii="Times New Roman" w:hAnsi="Times New Roman" w:eastAsia="Malgun Gothic"/>
+          <w:b w:val="0"/>
+          <w:i w:val="0"/>
+          <w:color w:val="000000"/>
+          <w:sz w:val="20"/>
+        </w:rPr>
+        <w:t>That would be wonderful. We're free this weekend.</w:t>
+      </w:r>
+    </w:p>
+    <w:p>
+      <w:pPr>
+        <w:spacing w:after="0"/>
+      </w:pPr>
+      <w:r>
+        <w:rPr>
+          <w:rFonts w:ascii="Times New Roman" w:hAnsi="Times New Roman" w:eastAsia="Malgun Gothic"/>
+          <w:b/>
+          <w:i w:val="0"/>
+          <w:color w:val="000000"/>
+          <w:sz w:val="20"/>
+        </w:rPr>
+        <w:t xml:space="preserve">Parent: </w:t>
+      </w:r>
+      <w:r>
+        <w:rPr>
+          <w:rFonts w:ascii="Times New Roman" w:hAnsi="Times New Roman" w:eastAsia="Malgun Gothic"/>
+          <w:b w:val="0"/>
+          <w:i w:val="0"/>
+          <w:color w:val="000000"/>
+          <w:sz w:val="20"/>
+        </w:rPr>
+        <w:t>How about Saturday morning at the park?</w:t>
+      </w:r>
+    </w:p>
+    <w:p>
+      <w:pPr>
+        <w:spacing w:after="0"/>
+      </w:pPr>
+      <w:r>
+        <w:rPr>
+          <w:rFonts w:ascii="Times New Roman" w:hAnsi="Times New Roman" w:eastAsia="Malgun Gothic"/>
+          <w:b/>
+          <w:i w:val="0"/>
+          <w:color w:val="000000"/>
+          <w:sz w:val="20"/>
+        </w:rPr>
+        <w:t xml:space="preserve">Yoonsun: </w:t>
+      </w:r>
+      <w:r>
+        <w:rPr>
+          <w:rFonts w:ascii="Times New Roman" w:hAnsi="Times New Roman" w:eastAsia="Malgun Gothic"/>
+          <w:b w:val="0"/>
+          <w:i w:val="0"/>
+          <w:color w:val="000000"/>
+          <w:sz w:val="20"/>
+        </w:rPr>
+        <w:t>Saturday sounds perfect for us.</w:t>
+      </w:r>
+    </w:p>
+    <w:p>
+      <w:pPr>
+        <w:spacing w:after="0"/>
+      </w:pPr>
+      <w:r>
+        <w:rPr>
+          <w:rFonts w:ascii="Times New Roman" w:hAnsi="Times New Roman" w:eastAsia="Malgun Gothic"/>
+          <w:b/>
+          <w:i w:val="0"/>
+          <w:color w:val="000000"/>
+          <w:sz w:val="20"/>
+        </w:rPr>
+        <w:t xml:space="preserve">Parent: </w:t>
+      </w:r>
+      <w:r>
+        <w:rPr>
+          <w:rFonts w:ascii="Times New Roman" w:hAnsi="Times New Roman" w:eastAsia="Malgun Gothic"/>
+          <w:b w:val="0"/>
+          <w:i w:val="0"/>
+          <w:color w:val="000000"/>
+          <w:sz w:val="20"/>
+        </w:rPr>
+        <w:t>Let's exchange numbers so we can stay in touch.</w:t>
+      </w:r>
+    </w:p>
+    <w:p>
+      <w:pPr>
+        <w:spacing w:after="0"/>
+      </w:pPr>
+      <w:r>
+        <w:rPr>
+          <w:rFonts w:ascii="Times New Roman" w:hAnsi="Times New Roman" w:eastAsia="Malgun Gothic"/>
+          <w:b/>
+          <w:i w:val="0"/>
+          <w:color w:val="000000"/>
+          <w:sz w:val="20"/>
+        </w:rPr>
+        <w:t xml:space="preserve">Yoonsun: </w:t>
+      </w:r>
+      <w:r>
+        <w:rPr>
+          <w:rFonts w:ascii="Times New Roman" w:hAnsi="Times New Roman" w:eastAsia="Malgun Gothic"/>
+          <w:b w:val="0"/>
+          <w:i w:val="0"/>
+          <w:color w:val="000000"/>
+          <w:sz w:val="20"/>
+        </w:rPr>
+        <w:t>Sure. Here's my number. Feel free to message me anytime.</w:t>
+      </w:r>
+    </w:p>
+    <w:p>
+      <w:pPr>
+        <w:spacing w:after="0"/>
+      </w:pPr>
+      <w:r>
+        <w:rPr>
+          <w:rFonts w:ascii="Times New Roman" w:hAnsi="Times New Roman" w:eastAsia="Malgun Gothic"/>
+          <w:b/>
+          <w:i w:val="0"/>
+          <w:color w:val="000000"/>
+          <w:sz w:val="20"/>
+        </w:rPr>
+        <w:t xml:space="preserve">Parent: </w:t>
+      </w:r>
+      <w:r>
+        <w:rPr>
+          <w:rFonts w:ascii="Times New Roman" w:hAnsi="Times New Roman" w:eastAsia="Malgun Gothic"/>
+          <w:b w:val="0"/>
+          <w:i w:val="0"/>
+          <w:color w:val="000000"/>
+          <w:sz w:val="20"/>
+        </w:rPr>
+        <w:t>Great. I'll send you a message tonight.</w:t>
+      </w:r>
+    </w:p>
+    <w:p>
+      <w:pPr>
+        <w:spacing w:after="0"/>
+      </w:pPr>
+      <w:r>
+        <w:rPr>
+          <w:rFonts w:ascii="Times New Roman" w:hAnsi="Times New Roman" w:eastAsia="Malgun Gothic"/>
+          <w:b/>
+          <w:i w:val="0"/>
+          <w:color w:val="000000"/>
+          <w:sz w:val="20"/>
+        </w:rPr>
+        <w:t xml:space="preserve">Yoonsun: </w:t>
+      </w:r>
+      <w:r>
+        <w:rPr>
+          <w:rFonts w:ascii="Times New Roman" w:hAnsi="Times New Roman" w:eastAsia="Malgun Gothic"/>
+          <w:b w:val="0"/>
+          <w:i w:val="0"/>
+          <w:color w:val="000000"/>
+          <w:sz w:val="20"/>
+        </w:rPr>
+        <w:t>Thank you. We're really happy we met you.</w:t>
+      </w:r>
+    </w:p>
+    <w:p>
+      <w:pPr>
+        <w:spacing w:after="0"/>
+      </w:pPr>
+      <w:r>
+        <w:rPr>
+          <w:rFonts w:ascii="Times New Roman" w:hAnsi="Times New Roman" w:eastAsia="Malgun Gothic"/>
+          <w:b/>
+          <w:i w:val="0"/>
+          <w:color w:val="000000"/>
+          <w:sz w:val="20"/>
+        </w:rPr>
+        <w:t xml:space="preserve">Parent: </w:t>
+      </w:r>
+      <w:r>
+        <w:rPr>
+          <w:rFonts w:ascii="Times New Roman" w:hAnsi="Times New Roman" w:eastAsia="Malgun Gothic"/>
+          <w:b w:val="0"/>
+          <w:i w:val="0"/>
+          <w:color w:val="000000"/>
+          <w:sz w:val="20"/>
+        </w:rPr>
+        <w:t>So are we. Have a lovely evening!</w:t>
+      </w:r>
+    </w:p>
+    <w:p>
+      <w:pPr>
+        <w:spacing w:after="0"/>
+      </w:pPr>
+      <w:r>
+        <w:rPr>
+          <w:rFonts w:ascii="Times New Roman" w:hAnsi="Times New Roman" w:eastAsia="Malgun Gothic"/>
+          <w:b/>
+          <w:i w:val="0"/>
+          <w:color w:val="000000"/>
+          <w:sz w:val="20"/>
+        </w:rPr>
+        <w:t xml:space="preserve">Yoonsun: </w:t>
+      </w:r>
+      <w:r>
+        <w:rPr>
+          <w:rFonts w:ascii="Times New Roman" w:hAnsi="Times New Roman" w:eastAsia="Malgun Gothic"/>
+          <w:b w:val="0"/>
+          <w:i w:val="0"/>
+          <w:color w:val="000000"/>
+          <w:sz w:val="20"/>
+        </w:rPr>
+        <w:t>You too. See you on Saturday!</w:t>
+      </w:r>
+    </w:p>
+    <w:p>
+      <w:pPr>
+        <w:spacing w:after="80"/>
+      </w:pPr>
+    </w:p>
+    <w:p>
+      <w:pPr>
+        <w:spacing w:after="0"/>
+      </w:pPr>
+      <w:r>
+        <w:rPr>
+          <w:rFonts w:ascii="Times New Roman" w:hAnsi="Times New Roman" w:eastAsia="Malgun Gothic"/>
+          <w:b/>
+          <w:i w:val="0"/>
+          <w:color w:val="000000"/>
+          <w:sz w:val="20"/>
+        </w:rPr>
+        <w:t>Vocabulary</w:t>
+      </w:r>
+    </w:p>
+    <w:tbl>
+      <w:tblPr>
+        <w:tblW w:type="dxa" w:w="9000"/>
+        <w:tblLayout w:type="fixed"/>
+        <w:tblLook w:firstColumn="1" w:firstRow="1" w:lastColumn="0" w:lastRow="0" w:noHBand="0" w:noVBand="1" w:val="04A0"/>
+      </w:tblPr>
+      <w:tblGrid>
+        <w:gridCol w:w="3000"/>
+        <w:gridCol w:w="6000"/>
+      </w:tblGrid>
+      <w:tr>
+        <w:tc>
+          <w:tcPr>
+            <w:tcW w:type="dxa" w:w="3000"/>
+            <w:vAlign w:val="center"/>
+            <w:tcMar>
+              <w:top w:w="70" w:type="dxa"/>
+              <w:bottom w:w="70" w:type="dxa"/>
+              <w:start w:w="90" w:type="dxa"/>
+              <w:end w:w="90" w:type="dxa"/>
+            </w:tcMar>
+            <w:shd w:val="clear" w:fill="F2F2F2"/>
+            <w:tcBorders>
+              <w:top w:val="single" w:sz="6" w:color="808080"/>
+              <w:left w:val="single" w:sz="6" w:color="808080"/>
+              <w:bottom w:val="single" w:sz="6" w:color="808080"/>
+              <w:right w:val="single" w:sz="6" w:color="808080"/>
+              <w:insideH w:val="single" w:sz="6" w:color="808080"/>
+              <w:insideV w:val="single" w:sz="6" w:color="808080"/>
+            </w:tcBorders>
+          </w:tcPr>
+          <w:p>
+            <w:pPr>
+              <w:spacing w:after="0"/>
+            </w:pPr>
+            <w:r>
+              <w:rPr>
+                <w:rFonts w:ascii="Times New Roman" w:hAnsi="Times New Roman" w:eastAsia="Malgun Gothic"/>
+                <w:b/>
+                <w:i w:val="0"/>
+                <w:color w:val="000000"/>
+                <w:sz w:val="18"/>
+              </w:rPr>
+              <w:t>English</w:t>
+            </w:r>
+          </w:p>
+        </w:tc>
+        <w:tc>
+          <w:tcPr>
+            <w:tcW w:type="dxa" w:w="6000"/>
+            <w:vAlign w:val="center"/>
+            <w:tcMar>
+              <w:top w:w="70" w:type="dxa"/>
+              <w:bottom w:w="70" w:type="dxa"/>
+              <w:start w:w="90" w:type="dxa"/>
+              <w:end w:w="90" w:type="dxa"/>
+            </w:tcMar>
+            <w:shd w:val="clear" w:fill="F2F2F2"/>
+            <w:tcBorders>
+              <w:top w:val="single" w:sz="6" w:color="808080"/>
+              <w:left w:val="single" w:sz="6" w:color="808080"/>
+              <w:bottom w:val="single" w:sz="6" w:color="808080"/>
+              <w:right w:val="single" w:sz="6" w:color="808080"/>
+              <w:insideH w:val="single" w:sz="6" w:color="808080"/>
+              <w:insideV w:val="single" w:sz="6" w:color="808080"/>
+            </w:tcBorders>
+          </w:tcPr>
+          <w:p>
+            <w:pPr>
+              <w:spacing w:after="0"/>
+            </w:pPr>
+            <w:r>
+              <w:rPr>
+                <w:rFonts w:ascii="Times New Roman" w:hAnsi="Times New Roman" w:eastAsia="Malgun Gothic"/>
+                <w:b/>
+                <w:i w:val="0"/>
+                <w:color w:val="000000"/>
+                <w:sz w:val="18"/>
+              </w:rPr>
+              <w:t>한국어</w:t>
+            </w:r>
+          </w:p>
+        </w:tc>
+      </w:tr>
+      <w:tr>
+        <w:tc>
+          <w:tcPr>
+            <w:tcW w:type="dxa" w:w="3000"/>
+            <w:vAlign w:val="center"/>
+            <w:tcMar>
+              <w:top w:w="70" w:type="dxa"/>
+              <w:bottom w:w="70" w:type="dxa"/>
+              <w:start w:w="90" w:type="dxa"/>
+              <w:end w:w="90" w:type="dxa"/>
+            </w:tcMar>
+            <w:tcBorders>
+              <w:top w:val="single" w:sz="6" w:color="808080"/>
+              <w:left w:val="single" w:sz="6" w:color="808080"/>
+              <w:bottom w:val="single" w:sz="6" w:color="808080"/>
+              <w:right w:val="single" w:sz="6" w:color="808080"/>
+              <w:insideH w:val="single" w:sz="6" w:color="808080"/>
+              <w:insideV w:val="single" w:sz="6" w:color="808080"/>
+            </w:tcBorders>
+          </w:tcPr>
+          <w:p>
+            <w:pPr>
+              <w:spacing w:after="0"/>
+            </w:pPr>
+            <w:r>
+              <w:rPr>
+                <w:rFonts w:ascii="Times New Roman" w:hAnsi="Times New Roman" w:eastAsia="Malgun Gothic"/>
+                <w:b w:val="0"/>
+                <w:i w:val="0"/>
+                <w:color w:val="000000"/>
+                <w:sz w:val="18"/>
+              </w:rPr>
+              <w:t>get along</w:t>
+            </w:r>
+          </w:p>
+        </w:tc>
+        <w:tc>
+          <w:tcPr>
+            <w:tcW w:type="dxa" w:w="6000"/>
+            <w:vAlign w:val="center"/>
+            <w:tcMar>
+              <w:top w:w="70" w:type="dxa"/>
+              <w:bottom w:w="70" w:type="dxa"/>
+              <w:start w:w="90" w:type="dxa"/>
+              <w:end w:w="90" w:type="dxa"/>
+            </w:tcMar>
+            <w:tcBorders>
+              <w:top w:val="single" w:sz="6" w:color="808080"/>
+              <w:left w:val="single" w:sz="6" w:color="808080"/>
+              <w:bottom w:val="single" w:sz="6" w:color="808080"/>
+              <w:right w:val="single" w:sz="6" w:color="808080"/>
+              <w:insideH w:val="single" w:sz="6" w:color="808080"/>
+              <w:insideV w:val="single" w:sz="6" w:color="808080"/>
+            </w:tcBorders>
+          </w:tcPr>
+          <w:p>
+            <w:pPr>
+              <w:spacing w:after="0"/>
+            </w:pPr>
+            <w:r>
+              <w:rPr>
+                <w:rFonts w:ascii="Times New Roman" w:hAnsi="Times New Roman" w:eastAsia="Malgun Gothic"/>
+                <w:b w:val="0"/>
+                <w:i w:val="0"/>
+                <w:color w:val="000000"/>
+                <w:sz w:val="18"/>
+              </w:rPr>
+              <w:t>사이좋게 지내다</w:t>
+            </w:r>
+          </w:p>
+        </w:tc>
+      </w:tr>
+      <w:tr>
+        <w:tc>
+          <w:tcPr>
+            <w:tcW w:type="dxa" w:w="3000"/>
+            <w:vAlign w:val="center"/>
+            <w:tcMar>
+              <w:top w:w="70" w:type="dxa"/>
+              <w:bottom w:w="70" w:type="dxa"/>
+              <w:start w:w="90" w:type="dxa"/>
+              <w:end w:w="90" w:type="dxa"/>
+            </w:tcMar>
+            <w:tcBorders>
+              <w:top w:val="single" w:sz="6" w:color="808080"/>
+              <w:left w:val="single" w:sz="6" w:color="808080"/>
+              <w:bottom w:val="single" w:sz="6" w:color="808080"/>
+              <w:right w:val="single" w:sz="6" w:color="808080"/>
+              <w:insideH w:val="single" w:sz="6" w:color="808080"/>
+              <w:insideV w:val="single" w:sz="6" w:color="808080"/>
+            </w:tcBorders>
+          </w:tcPr>
+          <w:p>
+            <w:pPr>
+              <w:spacing w:after="0"/>
+            </w:pPr>
+            <w:r>
+              <w:rPr>
+                <w:rFonts w:ascii="Times New Roman" w:hAnsi="Times New Roman" w:eastAsia="Malgun Gothic"/>
+                <w:b w:val="0"/>
+                <w:i w:val="0"/>
+                <w:color w:val="000000"/>
+                <w:sz w:val="18"/>
+              </w:rPr>
+              <w:t>exchange numbers</w:t>
+            </w:r>
+          </w:p>
+        </w:tc>
+        <w:tc>
+          <w:tcPr>
+            <w:tcW w:type="dxa" w:w="6000"/>
+            <w:vAlign w:val="center"/>
+            <w:tcMar>
+              <w:top w:w="70" w:type="dxa"/>
+              <w:bottom w:w="70" w:type="dxa"/>
+              <w:start w:w="90" w:type="dxa"/>
+              <w:end w:w="90" w:type="dxa"/>
+            </w:tcMar>
+            <w:tcBorders>
+              <w:top w:val="single" w:sz="6" w:color="808080"/>
+              <w:left w:val="single" w:sz="6" w:color="808080"/>
+              <w:bottom w:val="single" w:sz="6" w:color="808080"/>
+              <w:right w:val="single" w:sz="6" w:color="808080"/>
+              <w:insideH w:val="single" w:sz="6" w:color="808080"/>
+              <w:insideV w:val="single" w:sz="6" w:color="808080"/>
+            </w:tcBorders>
+          </w:tcPr>
+          <w:p>
+            <w:pPr>
+              <w:spacing w:after="0"/>
+            </w:pPr>
+            <w:r>
+              <w:rPr>
+                <w:rFonts w:ascii="Times New Roman" w:hAnsi="Times New Roman" w:eastAsia="Malgun Gothic"/>
+                <w:b w:val="0"/>
+                <w:i w:val="0"/>
+                <w:color w:val="000000"/>
+                <w:sz w:val="18"/>
+              </w:rPr>
+              <w:t>연락처를 주고받다</w:t>
+            </w:r>
+          </w:p>
+        </w:tc>
+      </w:tr>
+      <w:tr>
+        <w:tc>
+          <w:tcPr>
+            <w:tcW w:type="dxa" w:w="3000"/>
+            <w:vAlign w:val="center"/>
+            <w:tcMar>
+              <w:top w:w="70" w:type="dxa"/>
+              <w:bottom w:w="70" w:type="dxa"/>
+              <w:start w:w="90" w:type="dxa"/>
+              <w:end w:w="90" w:type="dxa"/>
+            </w:tcMar>
+            <w:tcBorders>
+              <w:top w:val="single" w:sz="6" w:color="808080"/>
+              <w:left w:val="single" w:sz="6" w:color="808080"/>
+              <w:bottom w:val="single" w:sz="6" w:color="808080"/>
+              <w:right w:val="single" w:sz="6" w:color="808080"/>
+              <w:insideH w:val="single" w:sz="6" w:color="808080"/>
+              <w:insideV w:val="single" w:sz="6" w:color="808080"/>
+            </w:tcBorders>
+          </w:tcPr>
+          <w:p>
+            <w:pPr>
+              <w:spacing w:after="0"/>
+            </w:pPr>
+            <w:r>
+              <w:rPr>
+                <w:rFonts w:ascii="Times New Roman" w:hAnsi="Times New Roman" w:eastAsia="Malgun Gothic"/>
+                <w:b w:val="0"/>
+                <w:i w:val="0"/>
+                <w:color w:val="000000"/>
+                <w:sz w:val="18"/>
+              </w:rPr>
+              <w:t>stay in touch</w:t>
+            </w:r>
+          </w:p>
+        </w:tc>
+        <w:tc>
+          <w:tcPr>
+            <w:tcW w:type="dxa" w:w="6000"/>
+            <w:vAlign w:val="center"/>
+            <w:tcMar>
+              <w:top w:w="70" w:type="dxa"/>
+              <w:bottom w:w="70" w:type="dxa"/>
+              <w:start w:w="90" w:type="dxa"/>
+              <w:end w:w="90" w:type="dxa"/>
+            </w:tcMar>
+            <w:tcBorders>
+              <w:top w:val="single" w:sz="6" w:color="808080"/>
+              <w:left w:val="single" w:sz="6" w:color="808080"/>
+              <w:bottom w:val="single" w:sz="6" w:color="808080"/>
+              <w:right w:val="single" w:sz="6" w:color="808080"/>
+              <w:insideH w:val="single" w:sz="6" w:color="808080"/>
+              <w:insideV w:val="single" w:sz="6" w:color="808080"/>
+            </w:tcBorders>
+          </w:tcPr>
+          <w:p>
+            <w:pPr>
+              <w:spacing w:after="0"/>
+            </w:pPr>
+            <w:r>
+              <w:rPr>
+                <w:rFonts w:ascii="Times New Roman" w:hAnsi="Times New Roman" w:eastAsia="Malgun Gothic"/>
+                <w:b w:val="0"/>
+                <w:i w:val="0"/>
+                <w:color w:val="000000"/>
+                <w:sz w:val="18"/>
+              </w:rPr>
+              <w:t>연락하고 지내다</w:t>
+            </w:r>
+          </w:p>
+        </w:tc>
+      </w:tr>
+      <w:tr>
+        <w:tc>
+          <w:tcPr>
+            <w:tcW w:type="dxa" w:w="3000"/>
+            <w:vAlign w:val="center"/>
+            <w:tcMar>
+              <w:top w:w="70" w:type="dxa"/>
+              <w:bottom w:w="70" w:type="dxa"/>
+              <w:start w:w="90" w:type="dxa"/>
+              <w:end w:w="90" w:type="dxa"/>
+            </w:tcMar>
+            <w:tcBorders>
+              <w:top w:val="single" w:sz="6" w:color="808080"/>
+              <w:left w:val="single" w:sz="6" w:color="808080"/>
+              <w:bottom w:val="single" w:sz="6" w:color="808080"/>
+              <w:right w:val="single" w:sz="6" w:color="808080"/>
+              <w:insideH w:val="single" w:sz="6" w:color="808080"/>
+              <w:insideV w:val="single" w:sz="6" w:color="808080"/>
+            </w:tcBorders>
+          </w:tcPr>
+          <w:p>
+            <w:pPr>
+              <w:spacing w:after="0"/>
+            </w:pPr>
+            <w:r>
+              <w:rPr>
+                <w:rFonts w:ascii="Times New Roman" w:hAnsi="Times New Roman" w:eastAsia="Malgun Gothic"/>
+                <w:b w:val="0"/>
+                <w:i w:val="0"/>
+                <w:color w:val="000000"/>
+                <w:sz w:val="18"/>
+              </w:rPr>
+              <w:t>free</w:t>
+            </w:r>
+          </w:p>
+        </w:tc>
+        <w:tc>
+          <w:tcPr>
+            <w:tcW w:type="dxa" w:w="6000"/>
+            <w:vAlign w:val="center"/>
+            <w:tcMar>
+              <w:top w:w="70" w:type="dxa"/>
+              <w:bottom w:w="70" w:type="dxa"/>
+              <w:start w:w="90" w:type="dxa"/>
+              <w:end w:w="90" w:type="dxa"/>
+            </w:tcMar>
+            <w:tcBorders>
+              <w:top w:val="single" w:sz="6" w:color="808080"/>
+              <w:left w:val="single" w:sz="6" w:color="808080"/>
+              <w:bottom w:val="single" w:sz="6" w:color="808080"/>
+              <w:right w:val="single" w:sz="6" w:color="808080"/>
+              <w:insideH w:val="single" w:sz="6" w:color="808080"/>
+              <w:insideV w:val="single" w:sz="6" w:color="808080"/>
+            </w:tcBorders>
+          </w:tcPr>
+          <w:p>
+            <w:pPr>
+              <w:spacing w:after="0"/>
+            </w:pPr>
+            <w:r>
+              <w:rPr>
+                <w:rFonts w:ascii="Times New Roman" w:hAnsi="Times New Roman" w:eastAsia="Malgun Gothic"/>
+                <w:b w:val="0"/>
+                <w:i w:val="0"/>
+                <w:color w:val="000000"/>
+                <w:sz w:val="18"/>
+              </w:rPr>
+              <w:t>한가한, 시간이 있는</w:t>
+            </w:r>
+          </w:p>
+        </w:tc>
+      </w:tr>
+      <w:tr>
+        <w:tc>
+          <w:tcPr>
+            <w:tcW w:type="dxa" w:w="3000"/>
+            <w:vAlign w:val="center"/>
+            <w:tcMar>
+              <w:top w:w="70" w:type="dxa"/>
+              <w:bottom w:w="70" w:type="dxa"/>
+              <w:start w:w="90" w:type="dxa"/>
+              <w:end w:w="90" w:type="dxa"/>
+            </w:tcMar>
+            <w:tcBorders>
+              <w:top w:val="single" w:sz="6" w:color="808080"/>
+              <w:left w:val="single" w:sz="6" w:color="808080"/>
+              <w:bottom w:val="single" w:sz="6" w:color="808080"/>
+              <w:right w:val="single" w:sz="6" w:color="808080"/>
+              <w:insideH w:val="single" w:sz="6" w:color="808080"/>
+              <w:insideV w:val="single" w:sz="6" w:color="808080"/>
+            </w:tcBorders>
+          </w:tcPr>
+          <w:p>
+            <w:pPr>
+              <w:spacing w:after="0"/>
+            </w:pPr>
+            <w:r>
+              <w:rPr>
+                <w:rFonts w:ascii="Times New Roman" w:hAnsi="Times New Roman" w:eastAsia="Malgun Gothic"/>
+                <w:b w:val="0"/>
+                <w:i w:val="0"/>
+                <w:color w:val="000000"/>
+                <w:sz w:val="18"/>
+              </w:rPr>
+              <w:t>message</w:t>
+            </w:r>
+          </w:p>
+        </w:tc>
+        <w:tc>
+          <w:tcPr>
+            <w:tcW w:type="dxa" w:w="6000"/>
+            <w:vAlign w:val="center"/>
+            <w:tcMar>
+              <w:top w:w="70" w:type="dxa"/>
+              <w:bottom w:w="70" w:type="dxa"/>
+              <w:start w:w="90" w:type="dxa"/>
+              <w:end w:w="90" w:type="dxa"/>
+            </w:tcMar>
+            <w:tcBorders>
+              <w:top w:val="single" w:sz="6" w:color="808080"/>
+              <w:left w:val="single" w:sz="6" w:color="808080"/>
+              <w:bottom w:val="single" w:sz="6" w:color="808080"/>
+              <w:right w:val="single" w:sz="6" w:color="808080"/>
+              <w:insideH w:val="single" w:sz="6" w:color="808080"/>
+              <w:insideV w:val="single" w:sz="6" w:color="808080"/>
+            </w:tcBorders>
+          </w:tcPr>
+          <w:p>
+            <w:pPr>
+              <w:spacing w:after="0"/>
+            </w:pPr>
+            <w:r>
+              <w:rPr>
+                <w:rFonts w:ascii="Times New Roman" w:hAnsi="Times New Roman" w:eastAsia="Malgun Gothic"/>
+                <w:b w:val="0"/>
+                <w:i w:val="0"/>
+                <w:color w:val="000000"/>
+                <w:sz w:val="18"/>
+              </w:rPr>
+              <w:t>메시지를 보내다</w:t>
+            </w:r>
+          </w:p>
+        </w:tc>
+      </w:tr>
+      <w:tr>
+        <w:tc>
+          <w:tcPr>
+            <w:tcW w:type="dxa" w:w="3000"/>
+            <w:vAlign w:val="center"/>
+            <w:tcMar>
+              <w:top w:w="70" w:type="dxa"/>
+              <w:bottom w:w="70" w:type="dxa"/>
+              <w:start w:w="90" w:type="dxa"/>
+              <w:end w:w="90" w:type="dxa"/>
+            </w:tcMar>
+            <w:tcBorders>
+              <w:top w:val="single" w:sz="6" w:color="808080"/>
+              <w:left w:val="single" w:sz="6" w:color="808080"/>
+              <w:bottom w:val="single" w:sz="6" w:color="808080"/>
+              <w:right w:val="single" w:sz="6" w:color="808080"/>
+              <w:insideH w:val="single" w:sz="6" w:color="808080"/>
+              <w:insideV w:val="single" w:sz="6" w:color="808080"/>
+            </w:tcBorders>
+          </w:tcPr>
+          <w:p>
+            <w:pPr>
+              <w:spacing w:after="0"/>
+            </w:pPr>
+            <w:r>
+              <w:rPr>
+                <w:rFonts w:ascii="Times New Roman" w:hAnsi="Times New Roman" w:eastAsia="Malgun Gothic"/>
+                <w:b w:val="0"/>
+                <w:i w:val="0"/>
+                <w:color w:val="000000"/>
+                <w:sz w:val="18"/>
+              </w:rPr>
+              <w:t>anytime</w:t>
+            </w:r>
+          </w:p>
+        </w:tc>
+        <w:tc>
+          <w:tcPr>
+            <w:tcW w:type="dxa" w:w="6000"/>
+            <w:vAlign w:val="center"/>
+            <w:tcMar>
+              <w:top w:w="70" w:type="dxa"/>
+              <w:bottom w:w="70" w:type="dxa"/>
+              <w:start w:w="90" w:type="dxa"/>
+              <w:end w:w="90" w:type="dxa"/>
+            </w:tcMar>
+            <w:tcBorders>
+              <w:top w:val="single" w:sz="6" w:color="808080"/>
+              <w:left w:val="single" w:sz="6" w:color="808080"/>
+              <w:bottom w:val="single" w:sz="6" w:color="808080"/>
+              <w:right w:val="single" w:sz="6" w:color="808080"/>
+              <w:insideH w:val="single" w:sz="6" w:color="808080"/>
+              <w:insideV w:val="single" w:sz="6" w:color="808080"/>
+            </w:tcBorders>
+          </w:tcPr>
+          <w:p>
+            <w:pPr>
+              <w:spacing w:after="0"/>
+            </w:pPr>
+            <w:r>
+              <w:rPr>
+                <w:rFonts w:ascii="Times New Roman" w:hAnsi="Times New Roman" w:eastAsia="Malgun Gothic"/>
+                <w:b w:val="0"/>
+                <w:i w:val="0"/>
+                <w:color w:val="000000"/>
+                <w:sz w:val="18"/>
+              </w:rPr>
+              <w:t>언제든지</w:t>
+            </w:r>
+          </w:p>
+        </w:tc>
+      </w:tr>
+    </w:tbl>
+    <w:p>
+      <w:pPr>
+        <w:spacing w:after="80"/>
+      </w:pPr>
+    </w:p>
+    <w:p>
+      <w:pPr>
+        <w:spacing w:after="0"/>
+      </w:pPr>
+      <w:r>
+        <w:rPr>
+          <w:rFonts w:ascii="Times New Roman" w:hAnsi="Times New Roman" w:eastAsia="Malgun Gothic"/>
+          <w:b/>
+          <w:i w:val="0"/>
+          <w:color w:val="000000"/>
+          <w:sz w:val="20"/>
+        </w:rPr>
+        <w:t>Useful Expressions</w:t>
+      </w:r>
+    </w:p>
+    <w:tbl>
+      <w:tblPr>
+        <w:tblW w:type="dxa" w:w="9000"/>
+        <w:tblLayout w:type="fixed"/>
+        <w:tblLook w:firstColumn="1" w:firstRow="1" w:lastColumn="0" w:lastRow="0" w:noHBand="0" w:noVBand="1" w:val="04A0"/>
+      </w:tblPr>
+      <w:tblGrid>
+        <w:gridCol w:w="4800"/>
+        <w:gridCol w:w="4200"/>
+      </w:tblGrid>
+      <w:tr>
+        <w:tc>
+          <w:tcPr>
+            <w:tcW w:type="dxa" w:w="4800"/>
+            <w:vAlign w:val="center"/>
+            <w:tcMar>
+              <w:top w:w="70" w:type="dxa"/>
+              <w:bottom w:w="70" w:type="dxa"/>
+              <w:start w:w="90" w:type="dxa"/>
+              <w:end w:w="90" w:type="dxa"/>
+            </w:tcMar>
+            <w:shd w:val="clear" w:fill="F2F2F2"/>
+            <w:tcBorders>
+              <w:top w:val="single" w:sz="6" w:color="808080"/>
+              <w:left w:val="single" w:sz="6" w:color="808080"/>
+              <w:bottom w:val="single" w:sz="6" w:color="808080"/>
+              <w:right w:val="single" w:sz="6" w:color="808080"/>
+              <w:insideH w:val="single" w:sz="6" w:color="808080"/>
+              <w:insideV w:val="single" w:sz="6" w:color="808080"/>
+            </w:tcBorders>
+          </w:tcPr>
+          <w:p>
+            <w:pPr>
+              <w:spacing w:after="0"/>
+            </w:pPr>
+            <w:r>
+              <w:rPr>
+                <w:rFonts w:ascii="Times New Roman" w:hAnsi="Times New Roman" w:eastAsia="Malgun Gothic"/>
+                <w:b/>
+                <w:i w:val="0"/>
+                <w:color w:val="000000"/>
+                <w:sz w:val="18"/>
+              </w:rPr>
+              <w:t>Useful Expression</w:t>
+            </w:r>
+          </w:p>
+        </w:tc>
+        <w:tc>
+          <w:tcPr>
+            <w:tcW w:type="dxa" w:w="4200"/>
+            <w:vAlign w:val="center"/>
+            <w:tcMar>
+              <w:top w:w="70" w:type="dxa"/>
+              <w:bottom w:w="70" w:type="dxa"/>
+              <w:start w:w="90" w:type="dxa"/>
+              <w:end w:w="90" w:type="dxa"/>
+            </w:tcMar>
+            <w:shd w:val="clear" w:fill="F2F2F2"/>
+            <w:tcBorders>
+              <w:top w:val="single" w:sz="6" w:color="808080"/>
+              <w:left w:val="single" w:sz="6" w:color="808080"/>
+              <w:bottom w:val="single" w:sz="6" w:color="808080"/>
+              <w:right w:val="single" w:sz="6" w:color="808080"/>
+              <w:insideH w:val="single" w:sz="6" w:color="808080"/>
+              <w:insideV w:val="single" w:sz="6" w:color="808080"/>
+            </w:tcBorders>
+          </w:tcPr>
+          <w:p>
+            <w:pPr>
+              <w:spacing w:after="0"/>
+            </w:pPr>
+            <w:r>
+              <w:rPr>
+                <w:rFonts w:ascii="Times New Roman" w:hAnsi="Times New Roman" w:eastAsia="Malgun Gothic"/>
+                <w:b/>
+                <w:i w:val="0"/>
+                <w:color w:val="000000"/>
+                <w:sz w:val="18"/>
+              </w:rPr>
+              <w:t>한국어</w:t>
+            </w:r>
+          </w:p>
+        </w:tc>
+      </w:tr>
+      <w:tr>
+        <w:tc>
+          <w:tcPr>
+            <w:tcW w:type="dxa" w:w="4800"/>
+            <w:vAlign w:val="center"/>
+            <w:tcMar>
+              <w:top w:w="70" w:type="dxa"/>
+              <w:bottom w:w="70" w:type="dxa"/>
+              <w:start w:w="90" w:type="dxa"/>
+              <w:end w:w="90" w:type="dxa"/>
+            </w:tcMar>
+            <w:tcBorders>
+              <w:top w:val="single" w:sz="6" w:color="808080"/>
+              <w:left w:val="single" w:sz="6" w:color="808080"/>
+              <w:bottom w:val="single" w:sz="6" w:color="808080"/>
+              <w:right w:val="single" w:sz="6" w:color="808080"/>
+              <w:insideH w:val="single" w:sz="6" w:color="808080"/>
+              <w:insideV w:val="single" w:sz="6" w:color="808080"/>
+            </w:tcBorders>
+          </w:tcPr>
+          <w:p>
+            <w:pPr>
+              <w:spacing w:after="0"/>
+            </w:pPr>
+            <w:r>
+              <w:rPr>
+                <w:rFonts w:ascii="Times New Roman" w:hAnsi="Times New Roman" w:eastAsia="Malgun Gothic"/>
+                <w:b w:val="0"/>
+                <w:i w:val="0"/>
+                <w:color w:val="000000"/>
+                <w:sz w:val="18"/>
+              </w:rPr>
+              <w:t>Would you like to meet again?</w:t>
+            </w:r>
+          </w:p>
+        </w:tc>
+        <w:tc>
+          <w:tcPr>
+            <w:tcW w:type="dxa" w:w="4200"/>
+            <w:vAlign w:val="center"/>
+            <w:tcMar>
+              <w:top w:w="70" w:type="dxa"/>
+              <w:bottom w:w="70" w:type="dxa"/>
+              <w:start w:w="90" w:type="dxa"/>
+              <w:end w:w="90" w:type="dxa"/>
+            </w:tcMar>
+            <w:tcBorders>
+              <w:top w:val="single" w:sz="6" w:color="808080"/>
+              <w:left w:val="single" w:sz="6" w:color="808080"/>
+              <w:bottom w:val="single" w:sz="6" w:color="808080"/>
+              <w:right w:val="single" w:sz="6" w:color="808080"/>
+              <w:insideH w:val="single" w:sz="6" w:color="808080"/>
+              <w:insideV w:val="single" w:sz="6" w:color="808080"/>
+            </w:tcBorders>
+          </w:tcPr>
+          <w:p>
+            <w:pPr>
+              <w:spacing w:after="0"/>
+            </w:pPr>
+            <w:r>
+              <w:rPr>
+                <w:rFonts w:ascii="Times New Roman" w:hAnsi="Times New Roman" w:eastAsia="Malgun Gothic"/>
+                <w:b w:val="0"/>
+                <w:i w:val="0"/>
+                <w:color w:val="000000"/>
+                <w:sz w:val="18"/>
+              </w:rPr>
+              <w:t>다시 만나실래요?</w:t>
+            </w:r>
+          </w:p>
+        </w:tc>
+      </w:tr>
+      <w:tr>
+        <w:tc>
+          <w:tcPr>
+            <w:tcW w:type="dxa" w:w="4800"/>
+            <w:vAlign w:val="center"/>
+            <w:tcMar>
+              <w:top w:w="70" w:type="dxa"/>
+              <w:bottom w:w="70" w:type="dxa"/>
+              <w:start w:w="90" w:type="dxa"/>
+              <w:end w:w="90" w:type="dxa"/>
+            </w:tcMar>
+            <w:tcBorders>
+              <w:top w:val="single" w:sz="6" w:color="808080"/>
+              <w:left w:val="single" w:sz="6" w:color="808080"/>
+              <w:bottom w:val="single" w:sz="6" w:color="808080"/>
+              <w:right w:val="single" w:sz="6" w:color="808080"/>
+              <w:insideH w:val="single" w:sz="6" w:color="808080"/>
+              <w:insideV w:val="single" w:sz="6" w:color="808080"/>
+            </w:tcBorders>
+          </w:tcPr>
+          <w:p>
+            <w:pPr>
+              <w:spacing w:after="0"/>
+            </w:pPr>
+            <w:r>
+              <w:rPr>
+                <w:rFonts w:ascii="Times New Roman" w:hAnsi="Times New Roman" w:eastAsia="Malgun Gothic"/>
+                <w:b w:val="0"/>
+                <w:i w:val="0"/>
+                <w:color w:val="000000"/>
+                <w:sz w:val="18"/>
+              </w:rPr>
+              <w:t>Let's exchange numbers.</w:t>
+            </w:r>
+          </w:p>
+        </w:tc>
+        <w:tc>
+          <w:tcPr>
+            <w:tcW w:type="dxa" w:w="4200"/>
+            <w:vAlign w:val="center"/>
+            <w:tcMar>
+              <w:top w:w="70" w:type="dxa"/>
+              <w:bottom w:w="70" w:type="dxa"/>
+              <w:start w:w="90" w:type="dxa"/>
+              <w:end w:w="90" w:type="dxa"/>
+            </w:tcMar>
+            <w:tcBorders>
+              <w:top w:val="single" w:sz="6" w:color="808080"/>
+              <w:left w:val="single" w:sz="6" w:color="808080"/>
+              <w:bottom w:val="single" w:sz="6" w:color="808080"/>
+              <w:right w:val="single" w:sz="6" w:color="808080"/>
+              <w:insideH w:val="single" w:sz="6" w:color="808080"/>
+              <w:insideV w:val="single" w:sz="6" w:color="808080"/>
+            </w:tcBorders>
+          </w:tcPr>
+          <w:p>
+            <w:pPr>
+              <w:spacing w:after="0"/>
+            </w:pPr>
+            <w:r>
+              <w:rPr>
+                <w:rFonts w:ascii="Times New Roman" w:hAnsi="Times New Roman" w:eastAsia="Malgun Gothic"/>
+                <w:b w:val="0"/>
+                <w:i w:val="0"/>
+                <w:color w:val="000000"/>
+                <w:sz w:val="18"/>
+              </w:rPr>
+              <w:t>연락처를 주고받아요.</w:t>
+            </w:r>
+          </w:p>
+        </w:tc>
+      </w:tr>
+      <w:tr>
+        <w:tc>
+          <w:tcPr>
+            <w:tcW w:type="dxa" w:w="4800"/>
+            <w:vAlign w:val="center"/>
+            <w:tcMar>
+              <w:top w:w="70" w:type="dxa"/>
+              <w:bottom w:w="70" w:type="dxa"/>
+              <w:start w:w="90" w:type="dxa"/>
+              <w:end w:w="90" w:type="dxa"/>
+            </w:tcMar>
+            <w:tcBorders>
+              <w:top w:val="single" w:sz="6" w:color="808080"/>
+              <w:left w:val="single" w:sz="6" w:color="808080"/>
+              <w:bottom w:val="single" w:sz="6" w:color="808080"/>
+              <w:right w:val="single" w:sz="6" w:color="808080"/>
+              <w:insideH w:val="single" w:sz="6" w:color="808080"/>
+              <w:insideV w:val="single" w:sz="6" w:color="808080"/>
+            </w:tcBorders>
+          </w:tcPr>
+          <w:p>
+            <w:pPr>
+              <w:spacing w:after="0"/>
+            </w:pPr>
+            <w:r>
+              <w:rPr>
+                <w:rFonts w:ascii="Times New Roman" w:hAnsi="Times New Roman" w:eastAsia="Malgun Gothic"/>
+                <w:b w:val="0"/>
+                <w:i w:val="0"/>
+                <w:color w:val="000000"/>
+                <w:sz w:val="18"/>
+              </w:rPr>
+              <w:t>Feel free to message me anytime.</w:t>
+            </w:r>
+          </w:p>
+        </w:tc>
+        <w:tc>
+          <w:tcPr>
+            <w:tcW w:type="dxa" w:w="4200"/>
+            <w:vAlign w:val="center"/>
+            <w:tcMar>
+              <w:top w:w="70" w:type="dxa"/>
+              <w:bottom w:w="70" w:type="dxa"/>
+              <w:start w:w="90" w:type="dxa"/>
+              <w:end w:w="90" w:type="dxa"/>
+            </w:tcMar>
+            <w:tcBorders>
+              <w:top w:val="single" w:sz="6" w:color="808080"/>
+              <w:left w:val="single" w:sz="6" w:color="808080"/>
+              <w:bottom w:val="single" w:sz="6" w:color="808080"/>
+              <w:right w:val="single" w:sz="6" w:color="808080"/>
+              <w:insideH w:val="single" w:sz="6" w:color="808080"/>
+              <w:insideV w:val="single" w:sz="6" w:color="808080"/>
+            </w:tcBorders>
+          </w:tcPr>
+          <w:p>
+            <w:pPr>
+              <w:spacing w:after="0"/>
+            </w:pPr>
+            <w:r>
+              <w:rPr>
+                <w:rFonts w:ascii="Times New Roman" w:hAnsi="Times New Roman" w:eastAsia="Malgun Gothic"/>
+                <w:b w:val="0"/>
+                <w:i w:val="0"/>
+                <w:color w:val="000000"/>
+                <w:sz w:val="18"/>
+              </w:rPr>
+              <w:t>언제든지 편하게 연락 주세요.</w:t>
+            </w:r>
+          </w:p>
+        </w:tc>
+      </w:tr>
+      <w:tr>
+        <w:tc>
+          <w:tcPr>
+            <w:tcW w:type="dxa" w:w="4800"/>
+            <w:vAlign w:val="center"/>
+            <w:tcMar>
+              <w:top w:w="70" w:type="dxa"/>
+              <w:bottom w:w="70" w:type="dxa"/>
+              <w:start w:w="90" w:type="dxa"/>
+              <w:end w:w="90" w:type="dxa"/>
+            </w:tcMar>
+            <w:tcBorders>
+              <w:top w:val="single" w:sz="6" w:color="808080"/>
+              <w:left w:val="single" w:sz="6" w:color="808080"/>
+              <w:bottom w:val="single" w:sz="6" w:color="808080"/>
+              <w:right w:val="single" w:sz="6" w:color="808080"/>
+              <w:insideH w:val="single" w:sz="6" w:color="808080"/>
+              <w:insideV w:val="single" w:sz="6" w:color="808080"/>
+            </w:tcBorders>
+          </w:tcPr>
+          <w:p>
+            <w:pPr>
+              <w:spacing w:after="0"/>
+            </w:pPr>
+            <w:r>
+              <w:rPr>
+                <w:rFonts w:ascii="Times New Roman" w:hAnsi="Times New Roman" w:eastAsia="Malgun Gothic"/>
+                <w:b w:val="0"/>
+                <w:i w:val="0"/>
+                <w:color w:val="000000"/>
+                <w:sz w:val="18"/>
+              </w:rPr>
+              <w:t>Saturday sounds perfect for us.</w:t>
+            </w:r>
+          </w:p>
+        </w:tc>
+        <w:tc>
+          <w:tcPr>
+            <w:tcW w:type="dxa" w:w="4200"/>
+            <w:vAlign w:val="center"/>
+            <w:tcMar>
+              <w:top w:w="70" w:type="dxa"/>
+              <w:bottom w:w="70" w:type="dxa"/>
+              <w:start w:w="90" w:type="dxa"/>
+              <w:end w:w="90" w:type="dxa"/>
+            </w:tcMar>
+            <w:tcBorders>
+              <w:top w:val="single" w:sz="6" w:color="808080"/>
+              <w:left w:val="single" w:sz="6" w:color="808080"/>
+              <w:bottom w:val="single" w:sz="6" w:color="808080"/>
+              <w:right w:val="single" w:sz="6" w:color="808080"/>
+              <w:insideH w:val="single" w:sz="6" w:color="808080"/>
+              <w:insideV w:val="single" w:sz="6" w:color="808080"/>
+            </w:tcBorders>
+          </w:tcPr>
+          <w:p>
+            <w:pPr>
+              <w:spacing w:after="0"/>
+            </w:pPr>
+            <w:r>
+              <w:rPr>
+                <w:rFonts w:ascii="Times New Roman" w:hAnsi="Times New Roman" w:eastAsia="Malgun Gothic"/>
+                <w:b w:val="0"/>
+                <w:i w:val="0"/>
+                <w:color w:val="000000"/>
+                <w:sz w:val="18"/>
+              </w:rPr>
+              <w:t>토요일이 우리에게 딱 좋아요.</w:t>
+            </w:r>
+          </w:p>
+        </w:tc>
+      </w:tr>
+      <w:tr>
+        <w:tc>
+          <w:tcPr>
+            <w:tcW w:type="dxa" w:w="4800"/>
+            <w:vAlign w:val="center"/>
+            <w:tcMar>
+              <w:top w:w="70" w:type="dxa"/>
+              <w:bottom w:w="70" w:type="dxa"/>
+              <w:start w:w="90" w:type="dxa"/>
+              <w:end w:w="90" w:type="dxa"/>
+            </w:tcMar>
+            <w:tcBorders>
+              <w:top w:val="single" w:sz="6" w:color="808080"/>
+              <w:left w:val="single" w:sz="6" w:color="808080"/>
+              <w:bottom w:val="single" w:sz="6" w:color="808080"/>
+              <w:right w:val="single" w:sz="6" w:color="808080"/>
+              <w:insideH w:val="single" w:sz="6" w:color="808080"/>
+              <w:insideV w:val="single" w:sz="6" w:color="808080"/>
+            </w:tcBorders>
+          </w:tcPr>
+          <w:p>
+            <w:pPr>
+              <w:spacing w:after="0"/>
+            </w:pPr>
+            <w:r>
+              <w:rPr>
+                <w:rFonts w:ascii="Times New Roman" w:hAnsi="Times New Roman" w:eastAsia="Malgun Gothic"/>
+                <w:b w:val="0"/>
+                <w:i w:val="0"/>
+                <w:color w:val="000000"/>
+                <w:sz w:val="18"/>
+              </w:rPr>
+              <w:t>We're really happy we met you.</w:t>
+            </w:r>
+          </w:p>
+        </w:tc>
+        <w:tc>
+          <w:tcPr>
+            <w:tcW w:type="dxa" w:w="4200"/>
+            <w:vAlign w:val="center"/>
+            <w:tcMar>
+              <w:top w:w="70" w:type="dxa"/>
+              <w:bottom w:w="70" w:type="dxa"/>
+              <w:start w:w="90" w:type="dxa"/>
+              <w:end w:w="90" w:type="dxa"/>
+            </w:tcMar>
+            <w:tcBorders>
+              <w:top w:val="single" w:sz="6" w:color="808080"/>
+              <w:left w:val="single" w:sz="6" w:color="808080"/>
+              <w:bottom w:val="single" w:sz="6" w:color="808080"/>
+              <w:right w:val="single" w:sz="6" w:color="808080"/>
+              <w:insideH w:val="single" w:sz="6" w:color="808080"/>
+              <w:insideV w:val="single" w:sz="6" w:color="808080"/>
+            </w:tcBorders>
+          </w:tcPr>
+          <w:p>
+            <w:pPr>
+              <w:spacing w:after="0"/>
+            </w:pPr>
+            <w:r>
+              <w:rPr>
+                <w:rFonts w:ascii="Times New Roman" w:hAnsi="Times New Roman" w:eastAsia="Malgun Gothic"/>
+                <w:b w:val="0"/>
+                <w:i w:val="0"/>
+                <w:color w:val="000000"/>
+                <w:sz w:val="18"/>
+              </w:rPr>
+              <w:t>당신을 만나서 정말 기뻐요.</w:t>
+            </w:r>
+          </w:p>
+        </w:tc>
+      </w:tr>
+    </w:tbl>
+    <w:p>
+      <w:pPr>
+        <w:spacing w:after="80"/>
       </w:pPr>
     </w:p>
     <w:p>
